--- a/01_《三人行》全24集全流程标杆成品库/03_剧作结构、悬念节奏与视听解码/EP22_《三人行》第二十二集《背对背，肩并肩》剧作结构、悬念节奏与视听解码.docx
+++ b/01_《三人行》全24集全流程标杆成品库/03_剧作结构、悬念节奏与视听解码/EP22_《三人行》第二十二集《背对背，肩并肩》剧作结构、悬念节奏与视听解码.docx
@@ -188,19 +188,8 @@
             <w:shd w:fill="1F3864"/>
           </w:tcPr>
           <w:p>
-            <w:pPr>
-              <w:spacing w:before="40" w:after="40" w:line="312" w:lineRule="auto"/>
-              <w:jc w:val="center"/>
-            </w:pPr>
-            <w:r/>
             <w:r>
-              <w:rPr>
-                <w:rFonts w:ascii="Arial" w:hAnsi="Arial" w:eastAsia="黑体"/>
-                <w:b/>
-                <w:color w:val="FFFFFF"/>
-                <w:sz w:val="19"/>
-              </w:rPr>
-              <w:t>核心道具 / 文字意象载体</w:t>
+              <w:t>当集核心道具 / 屏幕文字 / 微镜像载体</w:t>
             </w:r>
           </w:p>
         </w:tc>
@@ -217,1490 +206,164 @@
             <w:shd w:fill="1F3864"/>
           </w:tcPr>
           <w:p>
-            <w:pPr>
-              <w:spacing w:before="40" w:after="40" w:line="312" w:lineRule="auto"/>
-              <w:jc w:val="center"/>
-            </w:pPr>
-            <w:r/>
             <w:r>
-              <w:rPr>
-                <w:rFonts w:ascii="Arial" w:hAnsi="Arial" w:eastAsia="黑体"/>
-                <w:b/>
-                <w:color w:val="FFFFFF"/>
-                <w:sz w:val="19"/>
-              </w:rPr>
               <w:t>本集物理实证、微距文字原文与跨集因果闭环解析</w:t>
             </w:r>
           </w:p>
         </w:tc>
       </w:tr>
       <w:tr>
-        <w:trPr>
-          <w:cantSplit/>
-        </w:trPr>
         <w:tc>
           <w:tcPr>
-            <w:tcW w:type="dxa" w:w="3024"/>
-            <w:vAlign w:val="center"/>
+            <w:tcW w:type="dxa" w:w="5184"/>
             <w:tcMar>
-              <w:top w:w="105" w:type="dxa"/>
-              <w:bottom w:w="105" w:type="dxa"/>
-              <w:left w:w="145" w:type="dxa"/>
-              <w:right w:w="145" w:type="dxa"/>
+              <w:top w:w="70" w:type="dxa"/>
+              <w:bottom w:w="70" w:type="dxa"/>
+              <w:left w:w="100" w:type="dxa"/>
+              <w:right w:w="100" w:type="dxa"/>
             </w:tcMar>
+            <w:shd w:fill="FFFFFF"/>
           </w:tcPr>
           <w:p>
             <w:pPr>
-              <w:spacing w:before="40" w:after="40" w:line="341" w:lineRule="auto"/>
               <w:jc w:val="left"/>
             </w:pPr>
-            <w:r/>
             <w:r>
               <w:rPr>
-                <w:rFonts w:ascii="Times New Roman" w:hAnsi="Times New Roman" w:eastAsia="宋体"/>
+                <w:rFonts w:ascii="黑体" w:hAnsi="黑体"/>
                 <w:b/>
-                <w:color w:val="191919"/>
-                <w:sz w:val="19"/>
               </w:rPr>
-              <w:t>22-1　内/外　502室安全屋客厅·五楼邻里走廊与行驶的路虎越野车内 — 日</w:t>
+              <w:t>岁月路24小时自助银行ATM机与DV认罪录像</w:t>
+              <w:br/>
+              <w:t>（22-3至22-5场）</w:t>
             </w:r>
           </w:p>
         </w:tc>
         <w:tc>
           <w:tcPr>
-            <w:tcW w:type="dxa" w:w="7344"/>
-            <w:vAlign w:val="center"/>
+            <w:tcW w:type="dxa" w:w="5184"/>
             <w:tcMar>
-              <w:top w:w="105" w:type="dxa"/>
-              <w:bottom w:w="105" w:type="dxa"/>
-              <w:left w:w="145" w:type="dxa"/>
-              <w:right w:w="145" w:type="dxa"/>
+              <w:top w:w="70" w:type="dxa"/>
+              <w:bottom w:w="70" w:type="dxa"/>
+              <w:left w:w="100" w:type="dxa"/>
+              <w:right w:w="100" w:type="dxa"/>
             </w:tcMar>
+            <w:shd w:fill="FFFFFF"/>
           </w:tcPr>
           <w:p>
             <w:pPr>
-              <w:spacing w:before="40" w:after="40" w:line="341" w:lineRule="auto"/>
               <w:jc w:val="left"/>
             </w:pPr>
-            <w:r/>
             <w:r>
               <w:rPr>
-                <w:rFonts w:ascii="Times New Roman" w:hAnsi="Times New Roman" w:eastAsia="宋体"/>
+                <w:rFonts w:ascii="宋体" w:hAnsi="宋体"/>
                 <w:b w:val="0"/>
-                <w:color w:val="191919"/>
-                <w:sz w:val="19"/>
               </w:rPr>
-              <w:t>【出场人物】易房宝中介、赵了、荀未来、刘美奕、赵左右</w:t>
-              <w:br/>
-              <w:t>【戏剧推进】片头龙标与“朝也 CHAO YE FILM”厂牌隐去。公元2008年冬日，五零二室客厅内，头戴“EPOWER PRESENTS”黑色棒球帽、身穿黑色皮夹克配白衬衫黑领带的六十六岁赵了，正与身穿黑色正装大衣、手持合同文件夹的易房宝房产中介办理退租手续；身穿黑白格纹夹克内搭黑色高领毛衣的四十一岁荀未来站在一旁。 赵叔。您没住够一年退租的话，按合同规定呢，是要收您一些违约金的。 赵了毫不犹豫地从桌上拿起房屋钥匙递给中介，态度爽快而急切。</w:t>
+              <w:t>为根除徐图图在原时间线因赌鬼生父抢劫被捕而羞耻改名“舒图”的病根，三代赵左右在岁月路自助银行外联手设伏擒获持刀抢劫的徐家宝，并用DV拍下其认罪供词（搏斗中小赵左额角首次被划伤留疤）。</w:t>
             </w:r>
           </w:p>
         </w:tc>
       </w:tr>
       <w:tr>
-        <w:trPr>
-          <w:cantSplit/>
-        </w:trPr>
         <w:tc>
           <w:tcPr>
-            <w:tcW w:type="dxa" w:w="3024"/>
-            <w:vAlign w:val="center"/>
+            <w:tcW w:type="dxa" w:w="5184"/>
             <w:tcMar>
-              <w:top w:w="105" w:type="dxa"/>
-              <w:bottom w:w="105" w:type="dxa"/>
-              <w:left w:w="145" w:type="dxa"/>
-              <w:right w:w="145" w:type="dxa"/>
+              <w:top w:w="70" w:type="dxa"/>
+              <w:bottom w:w="70" w:type="dxa"/>
+              <w:left w:w="100" w:type="dxa"/>
+              <w:right w:w="100" w:type="dxa"/>
             </w:tcMar>
-            <w:shd w:fill="F7FAFC"/>
+            <w:shd w:fill="F5F7FA"/>
           </w:tcPr>
           <w:p>
             <w:pPr>
-              <w:spacing w:before="40" w:after="40" w:line="341" w:lineRule="auto"/>
               <w:jc w:val="left"/>
             </w:pPr>
-            <w:r/>
             <w:r>
               <w:rPr>
-                <w:rFonts w:ascii="Times New Roman" w:hAnsi="Times New Roman" w:eastAsia="宋体"/>
+                <w:rFonts w:ascii="黑体" w:hAnsi="黑体"/>
                 <w:b/>
-                <w:color w:val="191919"/>
-                <w:sz w:val="19"/>
               </w:rPr>
-              <w:t>22-2　外/内　片头曲《三人行》（OP）与集名呈现 — 日/夜</w:t>
+              <w:t>501室五口之家团圆饺子宴与藏头诗字条</w:t>
+              <w:br/>
+              <w:t>（22-10至22-11场）</w:t>
             </w:r>
           </w:p>
         </w:tc>
         <w:tc>
           <w:tcPr>
-            <w:tcW w:type="dxa" w:w="7344"/>
-            <w:vAlign w:val="center"/>
+            <w:tcW w:type="dxa" w:w="5184"/>
             <w:tcMar>
-              <w:top w:w="105" w:type="dxa"/>
-              <w:bottom w:w="105" w:type="dxa"/>
-              <w:left w:w="145" w:type="dxa"/>
-              <w:right w:w="145" w:type="dxa"/>
+              <w:top w:w="70" w:type="dxa"/>
+              <w:bottom w:w="70" w:type="dxa"/>
+              <w:left w:w="100" w:type="dxa"/>
+              <w:right w:w="100" w:type="dxa"/>
             </w:tcMar>
-            <w:shd w:fill="F7FAFC"/>
+            <w:shd w:fill="F5F7FA"/>
           </w:tcPr>
           <w:p>
             <w:pPr>
-              <w:spacing w:before="40" w:after="40" w:line="341" w:lineRule="auto"/>
               <w:jc w:val="left"/>
             </w:pPr>
-            <w:r/>
             <w:r>
               <w:rPr>
-                <w:rFonts w:ascii="Times New Roman" w:hAnsi="Times New Roman" w:eastAsia="宋体"/>
+                <w:rFonts w:ascii="宋体" w:hAnsi="宋体"/>
                 <w:b w:val="0"/>
-                <w:color w:val="191919"/>
-                <w:sz w:val="19"/>
               </w:rPr>
-              <w:t>【出场人物】环境/意象叙事</w:t>
-              <w:br/>
-              <w:t>【戏剧推进】片头音乐响起，三个年龄段的赵左右在时光齿轮中交错凝视，定格于《三人行》主片名，随即画面浮现本集片名花字：第 22 集 背对背，肩并肩。</w:t>
+              <w:t>全剧亲情巅峰：16岁小赵、41岁荀未来、66岁赵了与父母赵东来、刘美奕五人围坐501室包饺子喝肉丸汤；刘美奕对荀未来温柔说出“家是避风港，不是凯旋门”，雪路送别三个儿子背影时父母双双落泪。</w:t>
             </w:r>
           </w:p>
         </w:tc>
       </w:tr>
       <w:tr>
-        <w:trPr>
-          <w:cantSplit/>
-        </w:trPr>
         <w:tc>
           <w:tcPr>
-            <w:tcW w:type="dxa" w:w="3024"/>
-            <w:vAlign w:val="center"/>
+            <w:tcW w:type="dxa" w:w="5184"/>
             <w:tcMar>
-              <w:top w:w="105" w:type="dxa"/>
-              <w:bottom w:w="105" w:type="dxa"/>
-              <w:left w:w="145" w:type="dxa"/>
-              <w:right w:w="145" w:type="dxa"/>
+              <w:top w:w="70" w:type="dxa"/>
+              <w:bottom w:w="70" w:type="dxa"/>
+              <w:left w:w="100" w:type="dxa"/>
+              <w:right w:w="100" w:type="dxa"/>
             </w:tcMar>
+            <w:shd w:fill="FFFFFF"/>
           </w:tcPr>
           <w:p>
             <w:pPr>
-              <w:spacing w:before="40" w:after="40" w:line="341" w:lineRule="auto"/>
               <w:jc w:val="left"/>
             </w:pPr>
-            <w:r/>
             <w:r>
               <w:rPr>
-                <w:rFonts w:ascii="Times New Roman" w:hAnsi="Times New Roman" w:eastAsia="宋体"/>
+                <w:rFonts w:ascii="黑体" w:hAnsi="黑体"/>
                 <w:b/>
-                <w:color w:val="191919"/>
-                <w:sz w:val="19"/>
               </w:rPr>
-              <w:t>22-3　内/外　路虎车内·岁月路与24小时自助银行外·雪地废墟与502室客厅 — 日</w:t>
+              <w:t>旧物仓库电话亭与工号58003员工卡</w:t>
+              <w:br/>
+              <w:t>（22-12至22-14场）</w:t>
             </w:r>
           </w:p>
         </w:tc>
         <w:tc>
           <w:tcPr>
-            <w:tcW w:type="dxa" w:w="7344"/>
-            <w:vAlign w:val="center"/>
+            <w:tcW w:type="dxa" w:w="5184"/>
             <w:tcMar>
-              <w:top w:w="105" w:type="dxa"/>
-              <w:bottom w:w="105" w:type="dxa"/>
-              <w:left w:w="145" w:type="dxa"/>
-              <w:right w:w="145" w:type="dxa"/>
+              <w:top w:w="70" w:type="dxa"/>
+              <w:bottom w:w="70" w:type="dxa"/>
+              <w:left w:w="100" w:type="dxa"/>
+              <w:right w:w="100" w:type="dxa"/>
             </w:tcMar>
+            <w:shd w:fill="FFFFFF"/>
           </w:tcPr>
           <w:p>
             <w:pPr>
-              <w:spacing w:before="40" w:after="40" w:line="341" w:lineRule="auto"/>
               <w:jc w:val="left"/>
             </w:pPr>
-            <w:r/>
             <w:r>
               <w:rPr>
-                <w:rFonts w:ascii="Times New Roman" w:hAnsi="Times New Roman" w:eastAsia="宋体"/>
+                <w:rFonts w:ascii="宋体" w:hAnsi="宋体"/>
                 <w:b w:val="0"/>
-                <w:color w:val="191919"/>
-                <w:sz w:val="19"/>
               </w:rPr>
-              <w:t>【出场人物】赵了、赵左右、荀未来、被抢妇女、徐家宝</w:t>
-              <w:br/>
-              <w:t>【戏剧推进】路虎越野车内，副驾驶上的六十六岁赵了恍然大悟地回过头，向十六岁的赵左右道出了他们此前在第十集发现额头旧疤突然消失时的误会。 上次我俩发现疤痕不见了，以为是你小子心肠变坏了，后来没去做那件见义勇为的事情。原来是因为今天跟我们一起去卖车，才没有遇见岁月路上的那个劫匪。 赵左右惊讶地瞪大眼睛。</w:t>
-            </w:r>
-          </w:p>
-        </w:tc>
-      </w:tr>
-      <w:tr>
-        <w:trPr>
-          <w:cantSplit/>
-        </w:trPr>
-        <w:tc>
-          <w:tcPr>
-            <w:tcW w:type="dxa" w:w="3024"/>
-            <w:vAlign w:val="center"/>
-            <w:tcMar>
-              <w:top w:w="105" w:type="dxa"/>
-              <w:bottom w:w="105" w:type="dxa"/>
-              <w:left w:w="145" w:type="dxa"/>
-              <w:right w:w="145" w:type="dxa"/>
-            </w:tcMar>
-            <w:shd w:fill="F7FAFC"/>
-          </w:tcPr>
-          <w:p>
-            <w:pPr>
-              <w:spacing w:before="40" w:after="40" w:line="341" w:lineRule="auto"/>
-              <w:jc w:val="left"/>
-            </w:pPr>
-            <w:r/>
-            <w:r>
-              <w:rPr>
-                <w:rFonts w:ascii="Times New Roman" w:hAnsi="Times New Roman" w:eastAsia="宋体"/>
-                <w:b/>
-                <w:color w:val="191919"/>
-                <w:sz w:val="19"/>
-              </w:rPr>
-              <w:t>22-4　内　2008地下旧物仓库电话亭与2058年人生无限有限公司办公区及高总办公室 — 日</w:t>
-            </w:r>
-          </w:p>
-        </w:tc>
-        <w:tc>
-          <w:tcPr>
-            <w:tcW w:type="dxa" w:w="7344"/>
-            <w:vAlign w:val="center"/>
-            <w:tcMar>
-              <w:top w:w="105" w:type="dxa"/>
-              <w:bottom w:w="105" w:type="dxa"/>
-              <w:left w:w="145" w:type="dxa"/>
-              <w:right w:w="145" w:type="dxa"/>
-            </w:tcMar>
-            <w:shd w:fill="F7FAFC"/>
-          </w:tcPr>
-          <w:p>
-            <w:pPr>
-              <w:spacing w:before="40" w:after="40" w:line="341" w:lineRule="auto"/>
-              <w:jc w:val="left"/>
-            </w:pPr>
-            <w:r/>
-            <w:r>
-              <w:rPr>
-                <w:rFonts w:ascii="Times New Roman" w:hAnsi="Times New Roman" w:eastAsia="宋体"/>
-                <w:b w:val="0"/>
-                <w:color w:val="191919"/>
-                <w:sz w:val="19"/>
-              </w:rPr>
-              <w:t>【出场人物】林开颜、高尚、2058年客户、老年余博士</w:t>
-              <w:br/>
-              <w:t>【戏剧推进】同一时刻，2008年挂着“057-”门牌的昏暗地下旧物仓库内，急促的电话铃声突然响起。身穿卡其色双排扣风衣、戴着黑框眼镜的小雪（林开颜）快步跑进百叶门电话亭拿起听筒。 喂，高总。 电话那头传来2058年高尚凝重而疲惫的声音。</w:t>
-            </w:r>
-          </w:p>
-        </w:tc>
-      </w:tr>
-      <w:tr>
-        <w:trPr>
-          <w:cantSplit/>
-        </w:trPr>
-        <w:tc>
-          <w:tcPr>
-            <w:tcW w:type="dxa" w:w="3024"/>
-            <w:vAlign w:val="center"/>
-            <w:tcMar>
-              <w:top w:w="105" w:type="dxa"/>
-              <w:bottom w:w="105" w:type="dxa"/>
-              <w:left w:w="145" w:type="dxa"/>
-              <w:right w:w="145" w:type="dxa"/>
-            </w:tcMar>
-          </w:tcPr>
-          <w:p>
-            <w:pPr>
-              <w:spacing w:before="40" w:after="40" w:line="341" w:lineRule="auto"/>
-              <w:jc w:val="left"/>
-            </w:pPr>
-            <w:r/>
-            <w:r>
-              <w:rPr>
-                <w:rFonts w:ascii="Times New Roman" w:hAnsi="Times New Roman" w:eastAsia="宋体"/>
-                <w:b/>
-                <w:color w:val="191919"/>
-                <w:sz w:val="19"/>
-              </w:rPr>
-              <w:t>22-5　内　2008高二（2）班夕阳教室·502室客厅与楼道·2058高尚办公室 — 日</w:t>
-            </w:r>
-          </w:p>
-        </w:tc>
-        <w:tc>
-          <w:tcPr>
-            <w:tcW w:type="dxa" w:w="7344"/>
-            <w:vAlign w:val="center"/>
-            <w:tcMar>
-              <w:top w:w="105" w:type="dxa"/>
-              <w:bottom w:w="105" w:type="dxa"/>
-              <w:left w:w="145" w:type="dxa"/>
-              <w:right w:w="145" w:type="dxa"/>
-            </w:tcMar>
-          </w:tcPr>
-          <w:p>
-            <w:pPr>
-              <w:spacing w:before="40" w:after="40" w:line="341" w:lineRule="auto"/>
-              <w:jc w:val="left"/>
-            </w:pPr>
-            <w:r/>
-            <w:r>
-              <w:rPr>
-                <w:rFonts w:ascii="Times New Roman" w:hAnsi="Times New Roman" w:eastAsia="宋体"/>
-                <w:b w:val="0"/>
-                <w:color w:val="191919"/>
-                <w:sz w:val="19"/>
-              </w:rPr>
-              <w:t>【出场人物】徐图图、林开颜、王一漫、赵了、荀未来、老年余博士</w:t>
-              <w:br/>
-              <w:t>【戏剧推进】2008年冬日傍晚，暖黄色的夕阳洒满长林八中孔子雕像与高二（2）班教室。空荡的教室里，身穿校服外套内搭粉色连帽卫衣的小雪，正向身穿绿色毛衣的徐图图与身穿白色毛绒外套的王一漫道别。徐图图眼圈微红，不舍地拉着小雪的手。 你要转回原来的学校啊？ 小雪勉强挤出一丝微笑点了点头：“嗯，家里决定的。”王一漫关切地问：“马上就走吗？”徐图图鼻子一酸，细数着还没来得及一起实现的约定。</w:t>
-            </w:r>
-          </w:p>
-        </w:tc>
-      </w:tr>
-      <w:tr>
-        <w:trPr>
-          <w:cantSplit/>
-        </w:trPr>
-        <w:tc>
-          <w:tcPr>
-            <w:tcW w:type="dxa" w:w="3024"/>
-            <w:vAlign w:val="center"/>
-            <w:tcMar>
-              <w:top w:w="105" w:type="dxa"/>
-              <w:bottom w:w="105" w:type="dxa"/>
-              <w:left w:w="145" w:type="dxa"/>
-              <w:right w:w="145" w:type="dxa"/>
-            </w:tcMar>
-            <w:shd w:fill="F7FAFC"/>
-          </w:tcPr>
-          <w:p>
-            <w:pPr>
-              <w:spacing w:before="40" w:after="40" w:line="341" w:lineRule="auto"/>
-              <w:jc w:val="left"/>
-            </w:pPr>
-            <w:r/>
-            <w:r>
-              <w:rPr>
-                <w:rFonts w:ascii="Times New Roman" w:hAnsi="Times New Roman" w:eastAsia="宋体"/>
-                <w:b/>
-                <w:color w:val="191919"/>
-                <w:sz w:val="19"/>
-              </w:rPr>
-              <w:t>22-6　外/内　雪夜居民楼下·501室厨房与餐厅团圆饺子宴·雪路送别与有轨电车站台 — 夜</w:t>
-            </w:r>
-          </w:p>
-        </w:tc>
-        <w:tc>
-          <w:tcPr>
-            <w:tcW w:type="dxa" w:w="7344"/>
-            <w:vAlign w:val="center"/>
-            <w:tcMar>
-              <w:top w:w="105" w:type="dxa"/>
-              <w:bottom w:w="105" w:type="dxa"/>
-              <w:left w:w="145" w:type="dxa"/>
-              <w:right w:w="145" w:type="dxa"/>
-            </w:tcMar>
-            <w:shd w:fill="F7FAFC"/>
-          </w:tcPr>
-          <w:p>
-            <w:pPr>
-              <w:spacing w:before="40" w:after="40" w:line="341" w:lineRule="auto"/>
-              <w:jc w:val="left"/>
-            </w:pPr>
-            <w:r/>
-            <w:r>
-              <w:rPr>
-                <w:rFonts w:ascii="Times New Roman" w:hAnsi="Times New Roman" w:eastAsia="宋体"/>
-                <w:b w:val="0"/>
-                <w:color w:val="191919"/>
-                <w:sz w:val="19"/>
-              </w:rPr>
-              <w:t>【出场人物】赵了、赵左右、荀未来、刘美奕、赵东来</w:t>
-              <w:br/>
-              <w:t>【戏剧推进】2008年冬夜，老居民楼单元门外白雪皑皑，暖黄的路灯光晕下，四十一岁的荀未来与六十六岁的赵了并肩等候。十六岁的赵左右背着书包欢快地跑来与两人汇合。 你东西都收拾完了吗？ 赵左右拍着胸脯回答：“收拾完了！你俩收拾完了？”荀未来随口答道：“对，晚上十点钟你赵爷爷就走了。”赵了一听这话不吉利，吹胡子瞪眼地抗议起来。</w:t>
-            </w:r>
-          </w:p>
-        </w:tc>
-      </w:tr>
-      <w:tr>
-        <w:trPr>
-          <w:cantSplit/>
-        </w:trPr>
-        <w:tc>
-          <w:tcPr>
-            <w:tcW w:type="dxa" w:w="3024"/>
-            <w:vAlign w:val="center"/>
-            <w:tcMar>
-              <w:top w:w="105" w:type="dxa"/>
-              <w:bottom w:w="105" w:type="dxa"/>
-              <w:left w:w="145" w:type="dxa"/>
-              <w:right w:w="145" w:type="dxa"/>
-            </w:tcMar>
-          </w:tcPr>
-          <w:p>
-            <w:pPr>
-              <w:spacing w:before="40" w:after="40" w:line="341" w:lineRule="auto"/>
-              <w:jc w:val="left"/>
-            </w:pPr>
-            <w:r/>
-            <w:r>
-              <w:rPr>
-                <w:rFonts w:ascii="Times New Roman" w:hAnsi="Times New Roman" w:eastAsia="宋体"/>
-                <w:b/>
-                <w:color w:val="191919"/>
-                <w:sz w:val="19"/>
-              </w:rPr>
-              <w:t>22-7　内　地下旧物仓库公用电话亭前与仓库深处通道 — 夜</w:t>
-            </w:r>
-          </w:p>
-        </w:tc>
-        <w:tc>
-          <w:tcPr>
-            <w:tcW w:type="dxa" w:w="7344"/>
-            <w:vAlign w:val="center"/>
-            <w:tcMar>
-              <w:top w:w="105" w:type="dxa"/>
-              <w:bottom w:w="105" w:type="dxa"/>
-              <w:left w:w="145" w:type="dxa"/>
-              <w:right w:w="145" w:type="dxa"/>
-            </w:tcMar>
-          </w:tcPr>
-          <w:p>
-            <w:pPr>
-              <w:spacing w:before="40" w:after="40" w:line="341" w:lineRule="auto"/>
-              <w:jc w:val="left"/>
-            </w:pPr>
-            <w:r/>
-            <w:r>
-              <w:rPr>
-                <w:rFonts w:ascii="Times New Roman" w:hAnsi="Times New Roman" w:eastAsia="宋体"/>
-                <w:b w:val="0"/>
-                <w:color w:val="191919"/>
-                <w:sz w:val="19"/>
-              </w:rPr>
-              <w:t>【出场人物】赵了、赵左右、林开颜、荀未来、高尚</w:t>
-              <w:br/>
-              <w:t>【戏剧推进】晚上十点半，昏暗空旷的地下旧物仓库中央，那座绿框黄顶的复古公用电话亭孤零零地立在灯光下。身穿浅棕色翻毛领棉服的小雪站在电话亭旁等候，看到三代赵左右走来，勉强挤出一丝笑容迎上前：“来了。” 六十六岁的赵了停下脚步，转过身温和地向十六岁的赵左右和四十一岁的荀未来挥手道别。 好了，就送到这儿吧。我走了。</w:t>
-            </w:r>
-          </w:p>
-        </w:tc>
-      </w:tr>
-      <w:tr>
-        <w:trPr>
-          <w:cantSplit/>
-        </w:trPr>
-        <w:tc>
-          <w:tcPr>
-            <w:tcW w:type="dxa" w:w="3024"/>
-            <w:vAlign w:val="center"/>
-            <w:tcMar>
-              <w:top w:w="105" w:type="dxa"/>
-              <w:bottom w:w="105" w:type="dxa"/>
-              <w:left w:w="145" w:type="dxa"/>
-              <w:right w:w="145" w:type="dxa"/>
-            </w:tcMar>
-            <w:shd w:fill="F7FAFC"/>
-          </w:tcPr>
-          <w:p>
-            <w:pPr>
-              <w:spacing w:before="40" w:after="40" w:line="341" w:lineRule="auto"/>
-              <w:jc w:val="left"/>
-            </w:pPr>
-            <w:r/>
-            <w:r>
-              <w:rPr>
-                <w:rFonts w:ascii="Times New Roman" w:hAnsi="Times New Roman" w:eastAsia="宋体"/>
-                <w:b/>
-                <w:color w:val="191919"/>
-                <w:sz w:val="19"/>
-              </w:rPr>
-              <w:t>502室退租合同文件夹与赵了交还给易房宝中介的钥匙</w:t>
-              <w:br/>
-              <w:t>（场次：第22-1场）</w:t>
-            </w:r>
-          </w:p>
-        </w:tc>
-        <w:tc>
-          <w:tcPr>
-            <w:tcW w:type="dxa" w:w="7344"/>
-            <w:vAlign w:val="center"/>
-            <w:tcMar>
-              <w:top w:w="105" w:type="dxa"/>
-              <w:bottom w:w="105" w:type="dxa"/>
-              <w:left w:w="145" w:type="dxa"/>
-              <w:right w:w="145" w:type="dxa"/>
-            </w:tcMar>
-            <w:shd w:fill="F7FAFC"/>
-          </w:tcPr>
-          <w:p>
-            <w:pPr>
-              <w:spacing w:before="40" w:after="40" w:line="341" w:lineRule="auto"/>
-              <w:jc w:val="left"/>
-            </w:pPr>
-            <w:r/>
-            <w:r>
-              <w:rPr>
-                <w:rFonts w:ascii="Times New Roman" w:hAnsi="Times New Roman" w:eastAsia="宋体"/>
-                <w:b w:val="0"/>
-                <w:color w:val="191919"/>
-                <w:sz w:val="19"/>
-              </w:rPr>
-              <w:t>【原片微距文字与物理特征实证】66岁赵了急着返回2058年见老伴舒图，甘付未住满一年的违约金，将502室钥匙交还给易房宝中介办理退租。</w:t>
-            </w:r>
-          </w:p>
-        </w:tc>
-      </w:tr>
-      <w:tr>
-        <w:trPr>
-          <w:cantSplit/>
-        </w:trPr>
-        <w:tc>
-          <w:tcPr>
-            <w:tcW w:type="dxa" w:w="3024"/>
-            <w:vAlign w:val="center"/>
-            <w:tcMar>
-              <w:top w:w="105" w:type="dxa"/>
-              <w:bottom w:w="105" w:type="dxa"/>
-              <w:left w:w="145" w:type="dxa"/>
-              <w:right w:w="145" w:type="dxa"/>
-            </w:tcMar>
-          </w:tcPr>
-          <w:p>
-            <w:pPr>
-              <w:spacing w:before="40" w:after="40" w:line="341" w:lineRule="auto"/>
-              <w:jc w:val="left"/>
-            </w:pPr>
-            <w:r/>
-            <w:r>
-              <w:rPr>
-                <w:rFonts w:ascii="Times New Roman" w:hAnsi="Times New Roman" w:eastAsia="宋体"/>
-                <w:b/>
-                <w:color w:val="191919"/>
-                <w:sz w:val="19"/>
-              </w:rPr>
-              <w:t>片头曲尾声浮现本集片名花字《第 22 集 背对背，肩并肩》</w:t>
-              <w:br/>
-              <w:t>（场次：第22-2场）</w:t>
-            </w:r>
-          </w:p>
-        </w:tc>
-        <w:tc>
-          <w:tcPr>
-            <w:tcW w:type="dxa" w:w="7344"/>
-            <w:vAlign w:val="center"/>
-            <w:tcMar>
-              <w:top w:w="105" w:type="dxa"/>
-              <w:bottom w:w="105" w:type="dxa"/>
-              <w:left w:w="145" w:type="dxa"/>
-              <w:right w:w="145" w:type="dxa"/>
-            </w:tcMar>
-          </w:tcPr>
-          <w:p>
-            <w:pPr>
-              <w:spacing w:before="40" w:after="40" w:line="341" w:lineRule="auto"/>
-              <w:jc w:val="left"/>
-            </w:pPr>
-            <w:r/>
-            <w:r>
-              <w:rPr>
-                <w:rFonts w:ascii="Times New Roman" w:hAnsi="Times New Roman" w:eastAsia="宋体"/>
-                <w:b w:val="0"/>
-                <w:color w:val="191919"/>
-                <w:sz w:val="19"/>
-              </w:rPr>
-              <w:t>【原片微距文字与物理特征实证】黑底白字浮现本集片名《第 22 集 背对背，肩并肩》，精准点题片尾16岁赵左右与41岁荀未来在重围中背靠背突围的燃点高潮。</w:t>
-            </w:r>
-          </w:p>
-        </w:tc>
-      </w:tr>
-      <w:tr>
-        <w:trPr>
-          <w:cantSplit/>
-        </w:trPr>
-        <w:tc>
-          <w:tcPr>
-            <w:tcW w:type="dxa" w:w="3024"/>
-            <w:vAlign w:val="center"/>
-            <w:tcMar>
-              <w:top w:w="105" w:type="dxa"/>
-              <w:bottom w:w="105" w:type="dxa"/>
-              <w:left w:w="145" w:type="dxa"/>
-              <w:right w:w="145" w:type="dxa"/>
-            </w:tcMar>
-            <w:shd w:fill="F7FAFC"/>
-          </w:tcPr>
-          <w:p>
-            <w:pPr>
-              <w:spacing w:before="40" w:after="40" w:line="341" w:lineRule="auto"/>
-              <w:jc w:val="left"/>
-            </w:pPr>
-            <w:r/>
-            <w:r>
-              <w:rPr>
-                <w:rFonts w:ascii="Times New Roman" w:hAnsi="Times New Roman" w:eastAsia="宋体"/>
-                <w:b/>
-                <w:color w:val="191919"/>
-                <w:sz w:val="19"/>
-              </w:rPr>
-              <w:t>岁月路蒙面劫匪暴力抢夺妇女装有儿子学费的紫色手提包</w:t>
-              <w:br/>
-              <w:t>（场次：第22-3场）</w:t>
-            </w:r>
-          </w:p>
-        </w:tc>
-        <w:tc>
-          <w:tcPr>
-            <w:tcW w:type="dxa" w:w="7344"/>
-            <w:vAlign w:val="center"/>
-            <w:tcMar>
-              <w:top w:w="105" w:type="dxa"/>
-              <w:bottom w:w="105" w:type="dxa"/>
-              <w:left w:w="145" w:type="dxa"/>
-              <w:right w:w="145" w:type="dxa"/>
-            </w:tcMar>
-            <w:shd w:fill="F7FAFC"/>
-          </w:tcPr>
-          <w:p>
-            <w:pPr>
-              <w:spacing w:before="40" w:after="40" w:line="341" w:lineRule="auto"/>
-              <w:jc w:val="left"/>
-            </w:pPr>
-            <w:r/>
-            <w:r>
-              <w:rPr>
-                <w:rFonts w:ascii="Times New Roman" w:hAnsi="Times New Roman" w:eastAsia="宋体"/>
-                <w:b w:val="0"/>
-                <w:color w:val="191919"/>
-                <w:sz w:val="19"/>
-              </w:rPr>
-              <w:t>【原片微距文字与物理特征实证】闪回原时空里16岁赵左右去爱荣制造厂剪彩路上，在岁月路目睹蒙面劫匪抢夺妇女儿子的学费（“学费！我儿子的学费！”）并奋勇追击。</w:t>
-            </w:r>
-          </w:p>
-        </w:tc>
-      </w:tr>
-      <w:tr>
-        <w:trPr>
-          <w:cantSplit/>
-        </w:trPr>
-        <w:tc>
-          <w:tcPr>
-            <w:tcW w:type="dxa" w:w="3024"/>
-            <w:vAlign w:val="center"/>
-            <w:tcMar>
-              <w:top w:w="105" w:type="dxa"/>
-              <w:bottom w:w="105" w:type="dxa"/>
-              <w:left w:w="145" w:type="dxa"/>
-              <w:right w:w="145" w:type="dxa"/>
-            </w:tcMar>
-          </w:tcPr>
-          <w:p>
-            <w:pPr>
-              <w:spacing w:before="40" w:after="40" w:line="341" w:lineRule="auto"/>
-              <w:jc w:val="left"/>
-            </w:pPr>
-            <w:r/>
-            <w:r>
-              <w:rPr>
-                <w:rFonts w:ascii="Times New Roman" w:hAnsi="Times New Roman" w:eastAsia="宋体"/>
-                <w:b/>
-                <w:color w:val="191919"/>
-                <w:sz w:val="19"/>
-              </w:rPr>
-              <w:t>雪地废墟41岁荀未来预判扣住徐家宝持美工刀挥刺的手腕</w:t>
-              <w:br/>
-              <w:t>（场次：第22-3场）</w:t>
-            </w:r>
-          </w:p>
-        </w:tc>
-        <w:tc>
-          <w:tcPr>
-            <w:tcW w:type="dxa" w:w="7344"/>
-            <w:vAlign w:val="center"/>
-            <w:tcMar>
-              <w:top w:w="105" w:type="dxa"/>
-              <w:bottom w:w="105" w:type="dxa"/>
-              <w:left w:w="145" w:type="dxa"/>
-              <w:right w:w="145" w:type="dxa"/>
-            </w:tcMar>
-          </w:tcPr>
-          <w:p>
-            <w:pPr>
-              <w:spacing w:before="40" w:after="40" w:line="341" w:lineRule="auto"/>
-              <w:jc w:val="left"/>
-            </w:pPr>
-            <w:r/>
-            <w:r>
-              <w:rPr>
-                <w:rFonts w:ascii="Times New Roman" w:hAnsi="Times New Roman" w:eastAsia="宋体"/>
-                <w:b w:val="0"/>
-                <w:color w:val="191919"/>
-                <w:sz w:val="19"/>
-              </w:rPr>
-              <w:t>【原片微距文字与物理特征实证】当劫匪拔出当年划伤16岁赵左右左额角的美工刀时，41岁荀未来凭借记忆精准预判扣住其手腕（“不好意思啊，预判了”），改写受伤历史！</w:t>
-            </w:r>
-          </w:p>
-        </w:tc>
-      </w:tr>
-      <w:tr>
-        <w:trPr>
-          <w:cantSplit/>
-        </w:trPr>
-        <w:tc>
-          <w:tcPr>
-            <w:tcW w:type="dxa" w:w="3024"/>
-            <w:vAlign w:val="center"/>
-            <w:tcMar>
-              <w:top w:w="105" w:type="dxa"/>
-              <w:bottom w:w="105" w:type="dxa"/>
-              <w:left w:w="145" w:type="dxa"/>
-              <w:right w:w="145" w:type="dxa"/>
-            </w:tcMar>
-            <w:shd w:fill="F7FAFC"/>
-          </w:tcPr>
-          <w:p>
-            <w:pPr>
-              <w:spacing w:before="40" w:after="40" w:line="341" w:lineRule="auto"/>
-              <w:jc w:val="left"/>
-            </w:pPr>
-            <w:r/>
-            <w:r>
-              <w:rPr>
-                <w:rFonts w:ascii="Times New Roman" w:hAnsi="Times New Roman" w:eastAsia="宋体"/>
-                <w:b/>
-                <w:color w:val="191919"/>
-                <w:sz w:val="19"/>
-              </w:rPr>
-              <w:t>502室赵左右手持DV摄像机（REC红点）录制徐家宝认罪视频</w:t>
-              <w:br/>
-              <w:t>（场次：第22-3场）</w:t>
-            </w:r>
-          </w:p>
-        </w:tc>
-        <w:tc>
-          <w:tcPr>
-            <w:tcW w:type="dxa" w:w="7344"/>
-            <w:vAlign w:val="center"/>
-            <w:tcMar>
-              <w:top w:w="105" w:type="dxa"/>
-              <w:bottom w:w="105" w:type="dxa"/>
-              <w:left w:w="145" w:type="dxa"/>
-              <w:right w:w="145" w:type="dxa"/>
-            </w:tcMar>
-            <w:shd w:fill="F7FAFC"/>
-          </w:tcPr>
-          <w:p>
-            <w:pPr>
-              <w:spacing w:before="40" w:after="40" w:line="341" w:lineRule="auto"/>
-              <w:jc w:val="left"/>
-            </w:pPr>
-            <w:r/>
-            <w:r>
-              <w:rPr>
-                <w:rFonts w:ascii="Times New Roman" w:hAnsi="Times New Roman" w:eastAsia="宋体"/>
-                <w:b w:val="0"/>
-                <w:color w:val="191919"/>
-                <w:sz w:val="19"/>
-              </w:rPr>
-              <w:t>【原片微距文字与物理特征实证】徐家宝对着DV镜头报出“我叫徐家宝，身份证号：240301196102031817”并交代赌博输钱抢劫，三代人用该视频逼他永远远离飞霞路母女。</w:t>
-            </w:r>
-          </w:p>
-        </w:tc>
-      </w:tr>
-      <w:tr>
-        <w:trPr>
-          <w:cantSplit/>
-        </w:trPr>
-        <w:tc>
-          <w:tcPr>
-            <w:tcW w:type="dxa" w:w="3024"/>
-            <w:vAlign w:val="center"/>
-            <w:tcMar>
-              <w:top w:w="105" w:type="dxa"/>
-              <w:bottom w:w="105" w:type="dxa"/>
-              <w:left w:w="145" w:type="dxa"/>
-              <w:right w:w="145" w:type="dxa"/>
-            </w:tcMar>
-          </w:tcPr>
-          <w:p>
-            <w:pPr>
-              <w:spacing w:before="40" w:after="40" w:line="341" w:lineRule="auto"/>
-              <w:jc w:val="left"/>
-            </w:pPr>
-            <w:r/>
-            <w:r>
-              <w:rPr>
-                <w:rFonts w:ascii="Times New Roman" w:hAnsi="Times New Roman" w:eastAsia="宋体"/>
-                <w:b/>
-                <w:color w:val="191919"/>
-                <w:sz w:val="19"/>
-              </w:rPr>
-              <w:t>旧物仓库“057-”门牌百叶门内小雪接听高尚召回座机电话</w:t>
-              <w:br/>
-              <w:t>（场次：第22-4场）</w:t>
-            </w:r>
-          </w:p>
-        </w:tc>
-        <w:tc>
-          <w:tcPr>
-            <w:tcW w:type="dxa" w:w="7344"/>
-            <w:vAlign w:val="center"/>
-            <w:tcMar>
-              <w:top w:w="105" w:type="dxa"/>
-              <w:bottom w:w="105" w:type="dxa"/>
-              <w:left w:w="145" w:type="dxa"/>
-              <w:right w:w="145" w:type="dxa"/>
-            </w:tcMar>
-          </w:tcPr>
-          <w:p>
-            <w:pPr>
-              <w:spacing w:before="40" w:after="40" w:line="341" w:lineRule="auto"/>
-              <w:jc w:val="left"/>
-            </w:pPr>
-            <w:r/>
-            <w:r>
-              <w:rPr>
-                <w:rFonts w:ascii="Times New Roman" w:hAnsi="Times New Roman" w:eastAsia="宋体"/>
-                <w:b w:val="0"/>
-                <w:color w:val="191919"/>
-                <w:sz w:val="19"/>
-              </w:rPr>
-              <w:t>【原片微距文字与物理特征实证】高尚打来电话告知时空管理局查了一夜刚走，“事情比较严重，但办法已经有了，你先自己回来一趟吧”。</w:t>
-            </w:r>
-          </w:p>
-        </w:tc>
-      </w:tr>
-      <w:tr>
-        <w:trPr>
-          <w:cantSplit/>
-        </w:trPr>
-        <w:tc>
-          <w:tcPr>
-            <w:tcW w:type="dxa" w:w="3024"/>
-            <w:vAlign w:val="center"/>
-            <w:tcMar>
-              <w:top w:w="105" w:type="dxa"/>
-              <w:bottom w:w="105" w:type="dxa"/>
-              <w:left w:w="145" w:type="dxa"/>
-              <w:right w:w="145" w:type="dxa"/>
-            </w:tcMar>
-            <w:shd w:fill="F7FAFC"/>
-          </w:tcPr>
-          <w:p>
-            <w:pPr>
-              <w:spacing w:before="40" w:after="40" w:line="341" w:lineRule="auto"/>
-              <w:jc w:val="left"/>
-            </w:pPr>
-            <w:r/>
-            <w:r>
-              <w:rPr>
-                <w:rFonts w:ascii="Times New Roman" w:hAnsi="Times New Roman" w:eastAsia="宋体"/>
-                <w:b/>
-                <w:color w:val="191919"/>
-                <w:sz w:val="19"/>
-              </w:rPr>
-              <w:t>2058年【人生无限有限公司 LIFE ONCE AGAIN】停业整顿大厅</w:t>
-              <w:br/>
-              <w:t>（场次：第22-4场）</w:t>
-            </w:r>
-          </w:p>
-        </w:tc>
-        <w:tc>
-          <w:tcPr>
-            <w:tcW w:type="dxa" w:w="7344"/>
-            <w:vAlign w:val="center"/>
-            <w:tcMar>
-              <w:top w:w="105" w:type="dxa"/>
-              <w:bottom w:w="105" w:type="dxa"/>
-              <w:left w:w="145" w:type="dxa"/>
-              <w:right w:w="145" w:type="dxa"/>
-            </w:tcMar>
-            <w:shd w:fill="F7FAFC"/>
-          </w:tcPr>
-          <w:p>
-            <w:pPr>
-              <w:spacing w:before="40" w:after="40" w:line="341" w:lineRule="auto"/>
-              <w:jc w:val="left"/>
-            </w:pPr>
-            <w:r/>
-            <w:r>
-              <w:rPr>
-                <w:rFonts w:ascii="Times New Roman" w:hAnsi="Times New Roman" w:eastAsia="宋体"/>
-                <w:b w:val="0"/>
-                <w:color w:val="191919"/>
-                <w:sz w:val="19"/>
-              </w:rPr>
-              <w:t>【原片微距文字与物理特征实证】因隐瞒009号实验者荀未来篡改时空进程一事败露，2058年人生无限有限公司被时空管理局勒令停业整顿，客户在大厅吵嚷维权。</w:t>
-            </w:r>
-          </w:p>
-        </w:tc>
-      </w:tr>
-      <w:tr>
-        <w:trPr>
-          <w:cantSplit/>
-        </w:trPr>
-        <w:tc>
-          <w:tcPr>
-            <w:tcW w:type="dxa" w:w="3024"/>
-            <w:vAlign w:val="center"/>
-            <w:tcMar>
-              <w:top w:w="105" w:type="dxa"/>
-              <w:bottom w:w="105" w:type="dxa"/>
-              <w:left w:w="145" w:type="dxa"/>
-              <w:right w:w="145" w:type="dxa"/>
-            </w:tcMar>
-          </w:tcPr>
-          <w:p>
-            <w:pPr>
-              <w:spacing w:before="40" w:after="40" w:line="341" w:lineRule="auto"/>
-              <w:jc w:val="left"/>
-            </w:pPr>
-            <w:r/>
-            <w:r>
-              <w:rPr>
-                <w:rFonts w:ascii="Times New Roman" w:hAnsi="Times New Roman" w:eastAsia="宋体"/>
-                <w:b/>
-                <w:color w:val="191919"/>
-                <w:sz w:val="19"/>
-              </w:rPr>
-              <w:t>82岁老年余博士手中标志性咬着的银色触控笔</w:t>
-              <w:br/>
-              <w:t>（场次：第22-4场）</w:t>
-            </w:r>
-          </w:p>
-        </w:tc>
-        <w:tc>
-          <w:tcPr>
-            <w:tcW w:type="dxa" w:w="7344"/>
-            <w:vAlign w:val="center"/>
-            <w:tcMar>
-              <w:top w:w="105" w:type="dxa"/>
-              <w:bottom w:w="105" w:type="dxa"/>
-              <w:left w:w="145" w:type="dxa"/>
-              <w:right w:w="145" w:type="dxa"/>
-            </w:tcMar>
-          </w:tcPr>
-          <w:p>
-            <w:pPr>
-              <w:spacing w:before="40" w:after="40" w:line="341" w:lineRule="auto"/>
-              <w:jc w:val="left"/>
-            </w:pPr>
-            <w:r/>
-            <w:r>
-              <w:rPr>
-                <w:rFonts w:ascii="Times New Roman" w:hAnsi="Times New Roman" w:eastAsia="宋体"/>
-                <w:b w:val="0"/>
-                <w:color w:val="191919"/>
-                <w:sz w:val="19"/>
-              </w:rPr>
-              <w:t>【原片微距文字与物理特征实证】82岁白发苍苍的老年余博士（余止）咬着触控笔转过身与小雪相认，揭开五十年前被小雪欺骗逃往荒岛的因果闭环（“一步错，步步错”）。</w:t>
-            </w:r>
-          </w:p>
-        </w:tc>
-      </w:tr>
-      <w:tr>
-        <w:trPr>
-          <w:cantSplit/>
-        </w:trPr>
-        <w:tc>
-          <w:tcPr>
-            <w:tcW w:type="dxa" w:w="3024"/>
-            <w:vAlign w:val="center"/>
-            <w:tcMar>
-              <w:top w:w="105" w:type="dxa"/>
-              <w:bottom w:w="105" w:type="dxa"/>
-              <w:left w:w="145" w:type="dxa"/>
-              <w:right w:w="145" w:type="dxa"/>
-            </w:tcMar>
-            <w:shd w:fill="F7FAFC"/>
-          </w:tcPr>
-          <w:p>
-            <w:pPr>
-              <w:spacing w:before="40" w:after="40" w:line="341" w:lineRule="auto"/>
-              <w:jc w:val="left"/>
-            </w:pPr>
-            <w:r/>
-            <w:r>
-              <w:rPr>
-                <w:rFonts w:ascii="Times New Roman" w:hAnsi="Times New Roman" w:eastAsia="宋体"/>
-                <w:b/>
-                <w:color w:val="191919"/>
-                <w:sz w:val="19"/>
-              </w:rPr>
-              <w:t>高二（2）班黑板上小雪用粉笔画下的三个女生颜文字头像</w:t>
-              <w:br/>
-              <w:t>（场次：第22-5场）</w:t>
-            </w:r>
-          </w:p>
-        </w:tc>
-        <w:tc>
-          <w:tcPr>
-            <w:tcW w:type="dxa" w:w="7344"/>
-            <w:vAlign w:val="center"/>
-            <w:tcMar>
-              <w:top w:w="105" w:type="dxa"/>
-              <w:bottom w:w="105" w:type="dxa"/>
-              <w:left w:w="145" w:type="dxa"/>
-              <w:right w:w="145" w:type="dxa"/>
-            </w:tcMar>
-            <w:shd w:fill="F7FAFC"/>
-          </w:tcPr>
-          <w:p>
-            <w:pPr>
-              <w:spacing w:before="40" w:after="40" w:line="341" w:lineRule="auto"/>
-              <w:jc w:val="left"/>
-            </w:pPr>
-            <w:r/>
-            <w:r>
-              <w:rPr>
-                <w:rFonts w:ascii="Times New Roman" w:hAnsi="Times New Roman" w:eastAsia="宋体"/>
-                <w:b w:val="0"/>
-                <w:color w:val="191919"/>
-                <w:sz w:val="19"/>
-              </w:rPr>
-              <w:t>【原片微距文字与物理特征实证】夕阳下的教室里，即将离开2008年的小雪向徐图图和王一漫含泪告别，在黑板上用粉笔画下代表三人友情的三个可爱颜文字头像。</w:t>
-            </w:r>
-          </w:p>
-        </w:tc>
-      </w:tr>
-      <w:tr>
-        <w:trPr>
-          <w:cantSplit/>
-        </w:trPr>
-        <w:tc>
-          <w:tcPr>
-            <w:tcW w:type="dxa" w:w="3024"/>
-            <w:vAlign w:val="center"/>
-            <w:tcMar>
-              <w:top w:w="105" w:type="dxa"/>
-              <w:bottom w:w="105" w:type="dxa"/>
-              <w:left w:w="145" w:type="dxa"/>
-              <w:right w:w="145" w:type="dxa"/>
-            </w:tcMar>
-          </w:tcPr>
-          <w:p>
-            <w:pPr>
-              <w:spacing w:before="40" w:after="40" w:line="341" w:lineRule="auto"/>
-              <w:jc w:val="left"/>
-            </w:pPr>
-            <w:r/>
-            <w:r>
-              <w:rPr>
-                <w:rFonts w:ascii="Times New Roman" w:hAnsi="Times New Roman" w:eastAsia="宋体"/>
-                <w:b/>
-                <w:color w:val="191919"/>
-                <w:sz w:val="19"/>
-              </w:rPr>
-              <w:t>502室打包搬家纸箱与赵了、荀未来手中的珍珠奶茶</w:t>
-              <w:br/>
-              <w:t>（场次：第22-5场）</w:t>
-            </w:r>
-          </w:p>
-        </w:tc>
-        <w:tc>
-          <w:tcPr>
-            <w:tcW w:type="dxa" w:w="7344"/>
-            <w:vAlign w:val="center"/>
-            <w:tcMar>
-              <w:top w:w="105" w:type="dxa"/>
-              <w:bottom w:w="105" w:type="dxa"/>
-              <w:left w:w="145" w:type="dxa"/>
-              <w:right w:w="145" w:type="dxa"/>
-            </w:tcMar>
-          </w:tcPr>
-          <w:p>
-            <w:pPr>
-              <w:spacing w:before="40" w:after="40" w:line="341" w:lineRule="auto"/>
-              <w:jc w:val="left"/>
-            </w:pPr>
-            <w:r/>
-            <w:r>
-              <w:rPr>
-                <w:rFonts w:ascii="Times New Roman" w:hAnsi="Times New Roman" w:eastAsia="宋体"/>
-                <w:b w:val="0"/>
-                <w:color w:val="191919"/>
-                <w:sz w:val="19"/>
-              </w:rPr>
-              <w:t>【原片微距文字与物理特征实证】搬家工人搬走502室纸箱，喝着珍珠奶茶的赵了与荀未来和小雪敲定当晚十点半返程，小雪出门后在楼道偷听惊悉“舒图就是徐图图”！</w:t>
-            </w:r>
-          </w:p>
-        </w:tc>
-      </w:tr>
-      <w:tr>
-        <w:trPr>
-          <w:cantSplit/>
-        </w:trPr>
-        <w:tc>
-          <w:tcPr>
-            <w:tcW w:type="dxa" w:w="3024"/>
-            <w:vAlign w:val="center"/>
-            <w:tcMar>
-              <w:top w:w="105" w:type="dxa"/>
-              <w:bottom w:w="105" w:type="dxa"/>
-              <w:left w:w="145" w:type="dxa"/>
-              <w:right w:w="145" w:type="dxa"/>
-            </w:tcMar>
-            <w:shd w:fill="F7FAFC"/>
-          </w:tcPr>
-          <w:p>
-            <w:pPr>
-              <w:spacing w:before="40" w:after="40" w:line="341" w:lineRule="auto"/>
-              <w:jc w:val="left"/>
-            </w:pPr>
-            <w:r/>
-            <w:r>
-              <w:rPr>
-                <w:rFonts w:ascii="Times New Roman" w:hAnsi="Times New Roman" w:eastAsia="宋体"/>
-                <w:b/>
-                <w:color w:val="191919"/>
-                <w:sz w:val="19"/>
-              </w:rPr>
-              <w:t>501室厨房赵了煮散的饺子与油锅爆响冒烟的兵荒马乱现场</w:t>
-              <w:br/>
-              <w:t>（场次：第22-6场）</w:t>
-            </w:r>
-          </w:p>
-        </w:tc>
-        <w:tc>
-          <w:tcPr>
-            <w:tcW w:type="dxa" w:w="7344"/>
-            <w:vAlign w:val="center"/>
-            <w:tcMar>
-              <w:top w:w="105" w:type="dxa"/>
-              <w:bottom w:w="105" w:type="dxa"/>
-              <w:left w:w="145" w:type="dxa"/>
-              <w:right w:w="145" w:type="dxa"/>
-            </w:tcMar>
-            <w:shd w:fill="F7FAFC"/>
-          </w:tcPr>
-          <w:p>
-            <w:pPr>
-              <w:spacing w:before="40" w:after="40" w:line="341" w:lineRule="auto"/>
-              <w:jc w:val="left"/>
-            </w:pPr>
-            <w:r/>
-            <w:r>
-              <w:rPr>
-                <w:rFonts w:ascii="Times New Roman" w:hAnsi="Times New Roman" w:eastAsia="宋体"/>
-                <w:b w:val="0"/>
-                <w:color w:val="191919"/>
-                <w:sz w:val="19"/>
-              </w:rPr>
-              <w:t>【原片微距文字与物理特征实证】五口之家包饺子时，66岁赵了嫌弃41岁荀未来包的饺子一下锅全散，紧接着油锅爆响冒烟、荀未来端盆烫手，充满热气腾腾的家庭烟火气。</w:t>
-            </w:r>
-          </w:p>
-        </w:tc>
-      </w:tr>
-      <w:tr>
-        <w:trPr>
-          <w:cantSplit/>
-        </w:trPr>
-        <w:tc>
-          <w:tcPr>
-            <w:tcW w:type="dxa" w:w="3024"/>
-            <w:vAlign w:val="center"/>
-            <w:tcMar>
-              <w:top w:w="105" w:type="dxa"/>
-              <w:bottom w:w="105" w:type="dxa"/>
-              <w:left w:w="145" w:type="dxa"/>
-              <w:right w:w="145" w:type="dxa"/>
-            </w:tcMar>
-          </w:tcPr>
-          <w:p>
-            <w:pPr>
-              <w:spacing w:before="40" w:after="40" w:line="341" w:lineRule="auto"/>
-              <w:jc w:val="left"/>
-            </w:pPr>
-            <w:r/>
-            <w:r>
-              <w:rPr>
-                <w:rFonts w:ascii="Times New Roman" w:hAnsi="Times New Roman" w:eastAsia="宋体"/>
-                <w:b/>
-                <w:color w:val="191919"/>
-                <w:sz w:val="19"/>
-              </w:rPr>
-              <w:t>501室餐厅墙上“家和万事兴”十字绣与五口之家团圆饭桌</w:t>
-              <w:br/>
-              <w:t>（场次：第22-6场）</w:t>
-            </w:r>
-          </w:p>
-        </w:tc>
-        <w:tc>
-          <w:tcPr>
-            <w:tcW w:type="dxa" w:w="7344"/>
-            <w:vAlign w:val="center"/>
-            <w:tcMar>
-              <w:top w:w="105" w:type="dxa"/>
-              <w:bottom w:w="105" w:type="dxa"/>
-              <w:left w:w="145" w:type="dxa"/>
-              <w:right w:w="145" w:type="dxa"/>
-            </w:tcMar>
-          </w:tcPr>
-          <w:p>
-            <w:pPr>
-              <w:spacing w:before="40" w:after="40" w:line="341" w:lineRule="auto"/>
-              <w:jc w:val="left"/>
-            </w:pPr>
-            <w:r/>
-            <w:r>
-              <w:rPr>
-                <w:rFonts w:ascii="Times New Roman" w:hAnsi="Times New Roman" w:eastAsia="宋体"/>
-                <w:b w:val="0"/>
-                <w:color w:val="191919"/>
-                <w:sz w:val="19"/>
-              </w:rPr>
-              <w:t>【原片微距文字与物理特征实证】在“家和万事兴”十字绣下，父母与16岁、41岁、66岁三个儿子同桌吃团圆饺子，刘美奕说出金句：“家是避风港，不是凯旋门。”</w:t>
-            </w:r>
-          </w:p>
-        </w:tc>
-      </w:tr>
-      <w:tr>
-        <w:trPr>
-          <w:cantSplit/>
-        </w:trPr>
-        <w:tc>
-          <w:tcPr>
-            <w:tcW w:type="dxa" w:w="3024"/>
-            <w:vAlign w:val="center"/>
-            <w:tcMar>
-              <w:top w:w="105" w:type="dxa"/>
-              <w:bottom w:w="105" w:type="dxa"/>
-              <w:left w:w="145" w:type="dxa"/>
-              <w:right w:w="145" w:type="dxa"/>
-            </w:tcMar>
-            <w:shd w:fill="F7FAFC"/>
-          </w:tcPr>
-          <w:p>
-            <w:pPr>
-              <w:spacing w:before="40" w:after="40" w:line="341" w:lineRule="auto"/>
-              <w:jc w:val="left"/>
-            </w:pPr>
-            <w:r/>
-            <w:r>
-              <w:rPr>
-                <w:rFonts w:ascii="Times New Roman" w:hAnsi="Times New Roman" w:eastAsia="宋体"/>
-                <w:b/>
-                <w:color w:val="191919"/>
-                <w:sz w:val="19"/>
-              </w:rPr>
-              <w:t>雪夜“南华大路—岁月潭站”有轨电车与“碧海青天”站台</w:t>
-              <w:br/>
-              <w:t>（场次：第22-7场）</w:t>
-            </w:r>
-          </w:p>
-        </w:tc>
-        <w:tc>
-          <w:tcPr>
-            <w:tcW w:type="dxa" w:w="7344"/>
-            <w:vAlign w:val="center"/>
-            <w:tcMar>
-              <w:top w:w="105" w:type="dxa"/>
-              <w:bottom w:w="105" w:type="dxa"/>
-              <w:left w:w="145" w:type="dxa"/>
-              <w:right w:w="145" w:type="dxa"/>
-            </w:tcMar>
-            <w:shd w:fill="F7FAFC"/>
-          </w:tcPr>
-          <w:p>
-            <w:pPr>
-              <w:spacing w:before="40" w:after="40" w:line="341" w:lineRule="auto"/>
-              <w:jc w:val="left"/>
-            </w:pPr>
-            <w:r/>
-            <w:r>
-              <w:rPr>
-                <w:rFonts w:ascii="Times New Roman" w:hAnsi="Times New Roman" w:eastAsia="宋体"/>
-                <w:b w:val="0"/>
-                <w:color w:val="191919"/>
-                <w:sz w:val="19"/>
-              </w:rPr>
-              <w:t>【原片微距文字与物理特征实证】告别泪流满面的父母后，三代赵左右在公交站台释怀欢笑（“咱仨小聚这一年，也算是把这一辈子都活明白了”），登上夜班有轨电车。</w:t>
-            </w:r>
-          </w:p>
-        </w:tc>
-      </w:tr>
-      <w:tr>
-        <w:trPr>
-          <w:cantSplit/>
-        </w:trPr>
-        <w:tc>
-          <w:tcPr>
-            <w:tcW w:type="dxa" w:w="3024"/>
-            <w:vAlign w:val="center"/>
-            <w:tcMar>
-              <w:top w:w="105" w:type="dxa"/>
-              <w:bottom w:w="105" w:type="dxa"/>
-              <w:left w:w="145" w:type="dxa"/>
-              <w:right w:w="145" w:type="dxa"/>
-            </w:tcMar>
-          </w:tcPr>
-          <w:p>
-            <w:pPr>
-              <w:spacing w:before="40" w:after="40" w:line="341" w:lineRule="auto"/>
-              <w:jc w:val="left"/>
-            </w:pPr>
-            <w:r/>
-            <w:r>
-              <w:rPr>
-                <w:rFonts w:ascii="Times New Roman" w:hAnsi="Times New Roman" w:eastAsia="宋体"/>
-                <w:b/>
-                <w:color w:val="191919"/>
-                <w:sz w:val="19"/>
-              </w:rPr>
-              <w:t>旧物仓库绿色公用电话机【仅限于IC卡】插槽赵了插入芯片卡</w:t>
-              <w:br/>
-              <w:t>（场次：第22-7场）</w:t>
-            </w:r>
-          </w:p>
-        </w:tc>
-        <w:tc>
-          <w:tcPr>
-            <w:tcW w:type="dxa" w:w="7344"/>
-            <w:vAlign w:val="center"/>
-            <w:tcMar>
-              <w:top w:w="105" w:type="dxa"/>
-              <w:bottom w:w="105" w:type="dxa"/>
-              <w:left w:w="145" w:type="dxa"/>
-              <w:right w:w="145" w:type="dxa"/>
-            </w:tcMar>
-          </w:tcPr>
-          <w:p>
-            <w:pPr>
-              <w:spacing w:before="40" w:after="40" w:line="341" w:lineRule="auto"/>
-              <w:jc w:val="left"/>
-            </w:pPr>
-            <w:r/>
-            <w:r>
-              <w:rPr>
-                <w:rFonts w:ascii="Times New Roman" w:hAnsi="Times New Roman" w:eastAsia="宋体"/>
-                <w:b w:val="0"/>
-                <w:color w:val="191919"/>
-                <w:sz w:val="19"/>
-              </w:rPr>
-              <w:t>【原片微距文字与物理特征实证】66岁赵了走进电话亭将芯片卡插入IC卡槽，对着听筒轻声呼唤“图图，我回来了”，小雪在最后关头冲上前按住按键哭喊“图图会死”！</w:t>
-            </w:r>
-          </w:p>
-        </w:tc>
-      </w:tr>
-      <w:tr>
-        <w:trPr>
-          <w:cantSplit/>
-        </w:trPr>
-        <w:tc>
-          <w:tcPr>
-            <w:tcW w:type="dxa" w:w="3024"/>
-            <w:vAlign w:val="center"/>
-            <w:tcMar>
-              <w:top w:w="105" w:type="dxa"/>
-              <w:bottom w:w="105" w:type="dxa"/>
-              <w:left w:w="145" w:type="dxa"/>
-              <w:right w:w="145" w:type="dxa"/>
-            </w:tcMar>
-            <w:shd w:fill="F7FAFC"/>
-          </w:tcPr>
-          <w:p>
-            <w:pPr>
-              <w:spacing w:before="40" w:after="40" w:line="341" w:lineRule="auto"/>
-              <w:jc w:val="left"/>
-            </w:pPr>
-            <w:r/>
-            <w:r>
-              <w:rPr>
-                <w:rFonts w:ascii="Times New Roman" w:hAnsi="Times New Roman" w:eastAsia="宋体"/>
-                <w:b/>
-                <w:color w:val="191919"/>
-                <w:sz w:val="19"/>
-              </w:rPr>
-              <w:t>66岁赵了在电话亭被强制召回前朝荀未来和赵左右咆哮“跑！”</w:t>
-              <w:br/>
-              <w:t>（场次：第22-7场）</w:t>
-            </w:r>
-          </w:p>
-        </w:tc>
-        <w:tc>
-          <w:tcPr>
-            <w:tcW w:type="dxa" w:w="7344"/>
-            <w:vAlign w:val="center"/>
-            <w:tcMar>
-              <w:top w:w="105" w:type="dxa"/>
-              <w:bottom w:w="105" w:type="dxa"/>
-              <w:left w:w="145" w:type="dxa"/>
-              <w:right w:w="145" w:type="dxa"/>
-            </w:tcMar>
-            <w:shd w:fill="F7FAFC"/>
-          </w:tcPr>
-          <w:p>
-            <w:pPr>
-              <w:spacing w:before="40" w:after="40" w:line="341" w:lineRule="auto"/>
-              <w:jc w:val="left"/>
-            </w:pPr>
-            <w:r/>
-            <w:r>
-              <w:rPr>
-                <w:rFonts w:ascii="Times New Roman" w:hAnsi="Times New Roman" w:eastAsia="宋体"/>
-                <w:b w:val="0"/>
-                <w:color w:val="191919"/>
-                <w:sz w:val="19"/>
-              </w:rPr>
-              <w:t>【原片微距文字与物理特征实证】高尚率2058黑衣保镖现身封路，赵了假意妥协，在被紧急召回白光吞没的最后一秒回头朝41岁荀未来和16岁赵左右奋力大喊：“跑——！！”</w:t>
-            </w:r>
-          </w:p>
-        </w:tc>
-      </w:tr>
-      <w:tr>
-        <w:trPr>
-          <w:cantSplit/>
-        </w:trPr>
-        <w:tc>
-          <w:tcPr>
-            <w:tcW w:type="dxa" w:w="3024"/>
-            <w:vAlign w:val="center"/>
-            <w:tcMar>
-              <w:top w:w="105" w:type="dxa"/>
-              <w:bottom w:w="105" w:type="dxa"/>
-              <w:left w:w="145" w:type="dxa"/>
-              <w:right w:w="145" w:type="dxa"/>
-            </w:tcMar>
-          </w:tcPr>
-          <w:p>
-            <w:pPr>
-              <w:spacing w:before="40" w:after="40" w:line="341" w:lineRule="auto"/>
-              <w:jc w:val="left"/>
-            </w:pPr>
-            <w:r/>
-            <w:r>
-              <w:rPr>
-                <w:rFonts w:ascii="Times New Roman" w:hAnsi="Times New Roman" w:eastAsia="宋体"/>
-                <w:b/>
-                <w:color w:val="191919"/>
-                <w:sz w:val="19"/>
-              </w:rPr>
-              <w:t>旧物仓库通道2058黑衣保镖四面合围荀未来与赵左右</w:t>
-              <w:br/>
-              <w:t>（场次：第22-7场）</w:t>
-            </w:r>
-          </w:p>
-        </w:tc>
-        <w:tc>
-          <w:tcPr>
-            <w:tcW w:type="dxa" w:w="7344"/>
-            <w:vAlign w:val="center"/>
-            <w:tcMar>
-              <w:top w:w="105" w:type="dxa"/>
-              <w:bottom w:w="105" w:type="dxa"/>
-              <w:left w:w="145" w:type="dxa"/>
-              <w:right w:w="145" w:type="dxa"/>
-            </w:tcMar>
-          </w:tcPr>
-          <w:p>
-            <w:pPr>
-              <w:spacing w:before="40" w:after="40" w:line="341" w:lineRule="auto"/>
-              <w:jc w:val="left"/>
-            </w:pPr>
-            <w:r/>
-            <w:r>
-              <w:rPr>
-                <w:rFonts w:ascii="Times New Roman" w:hAnsi="Times New Roman" w:eastAsia="宋体"/>
-                <w:b w:val="0"/>
-                <w:color w:val="191919"/>
-                <w:sz w:val="19"/>
-              </w:rPr>
-              <w:t>【原片微距文字与物理特征实证】高尚当众叫破荀未来真名“赵左右”并下令抓捕，数十名黑衣保镖封死仓库通道，41岁荀未来与16岁赵左右背对背、肩并肩迎战突围！</w:t>
+              <w:t>高尚带保安队包围旧物仓库抓捕三人；得知“舒图就是徐图图”的小雪在电话亭前拼死按住按键反叛高尚（“不行！你不能回去！图图会死！！”），三代人背对背肩并肩突围，小雪将58003员工卡塞给小赵。</w:t>
             </w:r>
           </w:p>
         </w:tc>
@@ -3747,17 +2410,10 @@
               <w:spacing w:before="40" w:after="40" w:line="341" w:lineRule="auto"/>
               <w:jc w:val="left"/>
             </w:pPr>
-            <w:r/>
             <w:r>
-              <w:rPr>
-                <w:rFonts w:ascii="Times New Roman" w:hAnsi="Times New Roman" w:eastAsia="宋体"/>
-                <w:b/>
-                <w:color w:val="191919"/>
-                <w:sz w:val="19"/>
-              </w:rPr>
               <w:t>seg01 @ 00:28.0 (第22-1场)</w:t>
               <w:br/>
-              <w:t>（场次：梁国荣＆马天宇＆姬志皓）</w:t>
+              <w:t>（场次：＆＆）</w:t>
             </w:r>
           </w:p>
         </w:tc>
@@ -3811,17 +2467,10 @@
               <w:spacing w:before="40" w:after="40" w:line="341" w:lineRule="auto"/>
               <w:jc w:val="left"/>
             </w:pPr>
-            <w:r/>
             <w:r>
-              <w:rPr>
-                <w:rFonts w:ascii="Times New Roman" w:hAnsi="Times New Roman" w:eastAsia="宋体"/>
-                <w:b/>
-                <w:color w:val="191919"/>
-                <w:sz w:val="19"/>
-              </w:rPr>
               <w:t>seg01 @ 01:22.0 (第22-1场)</w:t>
               <w:br/>
-              <w:t>（场次：苑冉＆朱铁＆谢兴阳）</w:t>
+              <w:t>（场次：＆＆）</w:t>
             </w:r>
           </w:p>
         </w:tc>
@@ -3875,17 +2524,10 @@
               <w:spacing w:before="40" w:after="40" w:line="341" w:lineRule="auto"/>
               <w:jc w:val="left"/>
             </w:pPr>
-            <w:r/>
             <w:r>
-              <w:rPr>
-                <w:rFonts w:ascii="Times New Roman" w:hAnsi="Times New Roman" w:eastAsia="宋体"/>
-                <w:b/>
-                <w:color w:val="191919"/>
-                <w:sz w:val="19"/>
-              </w:rPr>
               <w:t>seg01 @ 02:35.0 (第22-1场)</w:t>
               <w:br/>
-              <w:t>（场次：马天宇＆梁国荣＆谢兴阳）</w:t>
+              <w:t>（场次：＆＆）</w:t>
             </w:r>
           </w:p>
         </w:tc>
@@ -3939,17 +2581,10 @@
               <w:spacing w:before="40" w:after="40" w:line="341" w:lineRule="auto"/>
               <w:jc w:val="left"/>
             </w:pPr>
-            <w:r/>
             <w:r>
-              <w:rPr>
-                <w:rFonts w:ascii="Times New Roman" w:hAnsi="Times New Roman" w:eastAsia="宋体"/>
-                <w:b/>
-                <w:color w:val="191919"/>
-                <w:sz w:val="19"/>
-              </w:rPr>
               <w:t>seg02 @ 05:18.0 (第22-3场)</w:t>
               <w:br/>
-              <w:t>（场次：谢兴阳）</w:t>
+              <w:t>（场次：）</w:t>
             </w:r>
           </w:p>
         </w:tc>
@@ -4003,17 +2638,10 @@
               <w:spacing w:before="40" w:after="40" w:line="341" w:lineRule="auto"/>
               <w:jc w:val="left"/>
             </w:pPr>
-            <w:r/>
             <w:r>
-              <w:rPr>
-                <w:rFonts w:ascii="Times New Roman" w:hAnsi="Times New Roman" w:eastAsia="宋体"/>
-                <w:b/>
-                <w:color w:val="191919"/>
-                <w:sz w:val="19"/>
-              </w:rPr>
               <w:t>seg02 @ 06:52.0 (第22-3场)</w:t>
               <w:br/>
-              <w:t>（场次：谢兴阳＆马天宇＆梁国荣）</w:t>
+              <w:t>（场次：＆＆）</w:t>
             </w:r>
           </w:p>
         </w:tc>
@@ -4067,17 +2695,10 @@
               <w:spacing w:before="40" w:after="40" w:line="341" w:lineRule="auto"/>
               <w:jc w:val="left"/>
             </w:pPr>
-            <w:r/>
             <w:r>
-              <w:rPr>
-                <w:rFonts w:ascii="Times New Roman" w:hAnsi="Times New Roman" w:eastAsia="宋体"/>
-                <w:b/>
-                <w:color w:val="191919"/>
-                <w:sz w:val="19"/>
-              </w:rPr>
               <w:t>seg02 @ 08:08.0 (第22-3场)</w:t>
               <w:br/>
-              <w:t>（场次：特约＆梁国荣）</w:t>
+              <w:t>（场次：特约＆）</w:t>
             </w:r>
           </w:p>
         </w:tc>
@@ -4195,17 +2816,10 @@
               <w:spacing w:before="40" w:after="40" w:line="341" w:lineRule="auto"/>
               <w:jc w:val="left"/>
             </w:pPr>
-            <w:r/>
             <w:r>
-              <w:rPr>
-                <w:rFonts w:ascii="Times New Roman" w:hAnsi="Times New Roman" w:eastAsia="宋体"/>
-                <w:b/>
-                <w:color w:val="191919"/>
-                <w:sz w:val="19"/>
-              </w:rPr>
               <w:t>seg04 @ 15:05.0 (第22-4场)</w:t>
               <w:br/>
-              <w:t>（场次：苏梦迪＆赵飞雪）</w:t>
+              <w:t>（场次：＆）</w:t>
             </w:r>
           </w:p>
         </w:tc>

--- a/01_《三人行》全24集全流程标杆成品库/03_剧作结构、悬念节奏与视听解码/EP22_《三人行》第二十二集《背对背，肩并肩》剧作结构、悬念节奏与视听解码.docx
+++ b/01_《三人行》全24集全流程标杆成品库/03_剧作结构、悬念节奏与视听解码/EP22_《三人行》第二十二集《背对背，肩并肩》剧作结构、悬念节奏与视听解码.docx
@@ -86,13 +86,7 @@
         <w:jc w:val="left"/>
       </w:pPr>
       <w:r>
-        <w:rPr>
-          <w:rFonts w:ascii="Times New Roman" w:hAnsi="Times New Roman" w:eastAsia="宋体"/>
-          <w:b w:val="0"/>
-          <w:color w:val="141414"/>
-          <w:sz w:val="21"/>
-        </w:rPr>
-        <w:t>2. 蒙面劫匪竟是徐图图赌鬼生父徐家宝：当66岁的赵了扯下劫匪面罩，露出的竟是曾在第14集被赵了送进拘留所的徐图图生父徐家宝（惊呼“李爷”）！这一反转瞬间贯通了徐图图的前半生隐痛——原来原时空里高二传言“爸爸是抢劫犯在坐牢”的女生就是徐图图，她也因此背负污名并随母姓改名为“舒图”。16岁赵左右用DV拍下徐家宝报身份证号（240301196102031817）与赌博抢劫的自白视频作为紧箍咒逼其永远离开飞霞路，既阻止了抢劫案，又让徐图图不必再背负“抢劫犯女儿”的枷锁，实现了三代人联手改命的高光时刻。</w:t>
+        <w:t>2. 蒙面劫匪竟是徐图图赌鬼生父徐家宝：当66岁的赵了扯下劫匪面罩，露出的竟是曾在第12集被赵了设局送进拘留所的徐图图生父徐家宝（惊呼“李爷”）！这一反转瞬间贯通了徐图图的前半生隐痛——原来原时空里高二传言“爸爸是抢劫犯在坐牢”的女生就是徐图图，她也因此背负污名并随母姓改名为“舒图”。16岁赵左右用DV拍下徐家宝报身份证号（240301196102031817）与赌博抢劫的自白视频作为紧箍咒逼其永远离开飞霞路，既阻止了抢劫案，又让徐图图不必再背负“抢劫犯女儿”的枷锁，实现了三代人联手改命的高光时刻。</w:t>
       </w:r>
     </w:p>
     <w:p>

--- a/01_《三人行》全24集全流程标杆成品库/03_剧作结构、悬念节奏与视听解码/EP22_《三人行》第二十二集《背对背，肩并肩》剧作结构、悬念节奏与视听解码.docx
+++ b/01_《三人行》全24集全流程标杆成品库/03_剧作结构、悬念节奏与视听解码/EP22_《三人行》第二十二集《背对背，肩并肩》剧作结构、悬念节奏与视听解码.docx
@@ -904,21 +904,10 @@
             </w:tcMar>
           </w:tcPr>
           <w:p>
-            <w:pPr>
-              <w:spacing w:before="40" w:after="40" w:line="341" w:lineRule="auto"/>
-              <w:jc w:val="left"/>
-            </w:pPr>
-            <w:r/>
             <w:r>
-              <w:rPr>
-                <w:rFonts w:ascii="Times New Roman" w:hAnsi="Times New Roman" w:eastAsia="宋体"/>
-                <w:b w:val="0"/>
-                <w:color w:val="191919"/>
-                <w:sz w:val="19"/>
-              </w:rPr>
               <w:t>【出场人物】易房宝中介、赵了、荀未来、刘美奕、赵左右</w:t>
               <w:br/>
-              <w:t>【本场戏剧功能与导演调度任务】片头龙标与“朝也 CHAO YE FILM”厂牌隐去。公元2008年冬日，五零二室客厅内，头戴“EPOWER PRESENTS”黑色棒球帽、身穿黑色皮夹克配白衬衫黑领带的六十六岁赵了，正与身穿黑色正装大衣、手持合同文件夹的易房宝房产中介办理退租手续；身穿黑白格纹夹克内……</w:t>
+              <w:t>【本场戏剧功能与导演调度任务】【开篇立局/黄金冷开场调度】以「内/外　502室安全屋客厅·五楼邻里走廊与行驶的路虎越野车内 — 日」为物理容器，聚焦（易房宝中介、赵了、荀未来、刘美奕、赵左右）的对手戏力场，核心导演任务在于：引爆学业分科抉择、少年良知与同窗义气冲突；深化中国式原生家庭“刀子嘴与避风港”的代际情感共振。</w:t>
               <w:br/>
               <w:t>【完整剧情推进与动作细节】片头龙标与“朝也 CHAO YE FILM”厂牌隐去。公元2008年冬日，五零二室客厅内，头戴“EPOWER PRESENTS”黑色棒球帽、身穿黑色皮夹克配白衬衫黑领带的六十六岁赵了，正与身穿黑色正装大衣、手持合同文件夹的易房宝房产中介办理退租手续；身穿黑白格纹夹克内搭黑色高领毛衣的四十一岁荀未来站在一旁。 赵了毫不犹豫地从桌上拿起房屋钥匙递给中介，态度爽快而急切。 中介接过钥匙合上文件夹，礼貌地道别后转身离开。 赵了客气地应了声“谢谢”，一旁的荀未来看着空荡下来的屋子，有些恍惚地叹了一句。 老居民楼五楼水泥走廊里，五零一室门口贴着“创业年年好”的春联。身穿深蓝色开衫的刘美奕、身穿浅灰绞花毛衣的赵东来与身穿黑色针织开衫内搭白衬衫的十六岁赵左右正走出家门。刘美奕刚问了儿子一句“你确认了吗”，一抬头，正巧看见赵了与荀未来从对门五零二室走出来！ 荀未来笑着走上前，熟练地用早就编好的理由向母亲解释。 刘美奕恍然点头，又满怀不舍地看向赵了。 十六岁的赵左右在旁笑着替两个未来的自己打圆场。</w:t>
               <w:br/>
@@ -1038,21 +1027,10 @@
             </w:tcMar>
           </w:tcPr>
           <w:p>
-            <w:pPr>
-              <w:spacing w:before="40" w:after="40" w:line="341" w:lineRule="auto"/>
-              <w:jc w:val="left"/>
-            </w:pPr>
-            <w:r/>
             <w:r>
-              <w:rPr>
-                <w:rFonts w:ascii="Times New Roman" w:hAnsi="Times New Roman" w:eastAsia="宋体"/>
-                <w:b w:val="0"/>
-                <w:color w:val="191919"/>
-                <w:sz w:val="19"/>
-              </w:rPr>
               <w:t>【出场人物】赵了、赵左右、荀未来、被抢妇女（闪回）、赵左右（闪回）、徐家宝</w:t>
               <w:br/>
-              <w:t>【本场戏剧功能与导演调度任务】路虎越野车内，副驾驶上的六十六岁赵了恍然大悟地回过头，向十六岁的赵左右道出了他们此前在第十集发现额头旧疤突然消失时的误会。 赵左右惊讶地瞪大眼睛。</w:t>
+              <w:t>【本场戏剧功能与导演调度任务】【中点转折与矛盾升级调度】以「内/外　路虎车内·岁月路与24小时自助银行外·雪地废墟与502室客厅 — 日」为物理容器，聚焦（赵了、赵左右、荀未来、被抢妇女（闪回）、赵左右（闪回）、徐家宝）的对手戏力场，核心导演任务在于：利用跨时空媒介错位与同源生理本能推进身份掉马与主体性宣战。</w:t>
               <w:br/>
               <w:t>【完整剧情推进与动作细节】路虎越野车内，副驾驶上的六十六岁赵了恍然大悟地回过头，向十六岁的赵左右道出了他们此前在第十集发现额头旧疤突然消失时的误会。 赵左右惊讶地瞪大眼睛。 荀未来握着方向盘，思绪瞬间回到了原本时空里2008年的今天—— 【闪回画面】2008年冬日的岁月路街头，一名戴着黑色毛线面罩的劫匪突然冲出，暴力抢夺了一名身穿浅粉色羽绒服、戴眼镜的中年妇女斜挎的紫色布包！妇女摔倒在地，绝望地哭喊着： 【闪回画面】刚下电车的十六岁赵左右（穿棕黄色羽绒服）见状，毫不犹豫地拔腿狂奔追赶劫匪，一边跑一边回头冲妇女大喊： 【闪回画面】少年赵左右一路紧追劫匪冲进积雪覆盖的施工废墟，怒吼着“站住！别动！”飞身将劫匪扑倒在雪地里死死压住！穷凶极恶的劫匪困兽犹斗，反手从兜里掏出一把锋利的美工刀，狠狠一刀划在十六岁赵左右的左额角上！鲜血瞬间涌出，劫匪趁机挣脱逃跑，少年捂着流血的左额角跌坐在雪地里大口喘息…… 回到现实的车厢内，十六岁的赵左右听得心惊肉跳，急忙追问后续。 荀未来平静地讲述了当年那面见义勇为锦旗的来历。</w:t>
               <w:br/>
@@ -1107,21 +1085,10 @@
             <w:shd w:fill="F7FAFC"/>
           </w:tcPr>
           <w:p>
-            <w:pPr>
-              <w:spacing w:before="40" w:after="40" w:line="341" w:lineRule="auto"/>
-              <w:jc w:val="left"/>
-            </w:pPr>
-            <w:r/>
             <w:r>
-              <w:rPr>
-                <w:rFonts w:ascii="Times New Roman" w:hAnsi="Times New Roman" w:eastAsia="宋体"/>
-                <w:b w:val="0"/>
-                <w:color w:val="191919"/>
-                <w:sz w:val="19"/>
-              </w:rPr>
               <w:t>【出场人物】林开颜（小雪）、高尚（电话音）、2058年客户、高尚、老年余博士</w:t>
               <w:br/>
-              <w:t>【本场戏剧功能与导演调度任务】同一时刻，2008年挂着“057-”门牌的昏暗地下旧物仓库内，急促的电话铃声突然响起。身穿卡其色双排扣风衣、戴着黑框眼镜的小雪（林开颜）快步跑进百叶门电话亭拿起听筒。 电话那头传来2058年高尚凝重而疲惫的声音。</w:t>
+              <w:t>【本场戏剧功能与导演调度任务】【中点转折与矛盾升级调度】以「内　2008地下旧物仓库电话亭与2058年人生无限有限公司办公区及高总办公室 — 日」为物理容器，聚焦（林开颜（小雪）、高尚（电话音）、2058年客户、高尚、老年余博士）的对手戏力场，核心导演任务在于：推进跨时空底层规则与倒计时危机张力。</w:t>
               <w:br/>
               <w:t>【完整剧情推进与动作细节】同一时刻，2008年挂着“057-”门牌的昏暗地下旧物仓库内，急促的电话铃声突然响起。身穿卡其色双排扣风衣、戴着黑框眼镜的小雪（林开颜）快步跑进百叶门电话亭拿起听筒。 电话那头传来2058年高尚凝重而疲惫的声音。 小雪应了声“好”，立刻通过电话亭通道返回了公元2058年。刚走出“人生（无限）有限公司（LIFE ONCE AGAIN）”电梯厅，只见大厅里一片鸡飞狗跳，一名客户正指着工作人员大发雷霆。 工作人员满头大汗地鞠躬赔罪。小雪快步走到等候在走廊的高尚面前，焦急地询问。 高尚神色阴沉地示意她跟自己往办公区里面走，边走边道出了时空管理局彻夜清查的结果。 两人刚走到“人生无限有限公司”巨幅标志墙前，前方突然传来一道苍老而感慨的女声——只见一位满头银发盘起、身穿灰色中式盘扣棉服的八十二岁老奶奶正背手仰望着墙上的公司标志！ 老奶奶缓缓转过身，手里习惯性地拿出一支银色触控笔咬在嘴角——小雪看清她眉眼与标志性动作的刹那，震惊得捂住嘴失声惊呼！ 八十二岁的老年余博士（余止）微笑着打量着眼前的小雪，一眼认出了五十年前在2008年长林街头拦住她的那个小姑娘。</w:t>
               <w:br/>
@@ -1174,21 +1141,10 @@
             </w:tcMar>
           </w:tcPr>
           <w:p>
-            <w:pPr>
-              <w:spacing w:before="40" w:after="40" w:line="341" w:lineRule="auto"/>
-              <w:jc w:val="left"/>
-            </w:pPr>
-            <w:r/>
             <w:r>
-              <w:rPr>
-                <w:rFonts w:ascii="Times New Roman" w:hAnsi="Times New Roman" w:eastAsia="宋体"/>
-                <w:b w:val="0"/>
-                <w:color w:val="191919"/>
-                <w:sz w:val="19"/>
-              </w:rPr>
               <w:t>【出场人物】徐图图、林开颜（小雪）、王一漫、赵了、荀未来（画外音）、赵了（画外音）、林开颜（小雪）（内心独白）、老年余博士（2058）、林开颜（小雪）（2058）、高尚（2058）</w:t>
               <w:br/>
-              <w:t>【本场戏剧功能与导演调度任务】2008年冬日傍晚，暖黄色的夕阳洒满长林八中孔子雕像与高二（2）班教室。空荡的教室里，身穿校服外套内搭粉色连帽卫衣的小雪，正向身穿绿色毛衣的徐图图与身穿白色毛绒外套的王一漫道别。徐图图眼圈微红，不舍地拉着小雪的手。 小雪勉强挤出一丝微笑点了点头：“嗯，家里决定的。”王一漫关切地问……</w:t>
+              <w:t>【本场戏剧功能与导演调度任务】【中点转折与矛盾升级调度】以「内　2008高二（2）班夕阳教室·502室客厅与楼道·2058高尚办公室 — 日」为物理容器，聚焦（徐图图、林开颜（小雪）、王一漫、赵了、荀未来（画外音）、赵了（画外音）、林开颜（小雪）（内心独白）、老年余博士（2058）、林开颜（小雪）（2058）、高尚（2058））的对手戏力场，核心导演任务在于：推进跨时空底层规则与倒计时危机张力。</w:t>
               <w:br/>
               <w:t>【完整剧情推进与动作细节】2008年冬日傍晚，暖黄色的夕阳洒满长林八中孔子雕像与高二（2）班教室。空荡的教室里，身穿校服外套内搭粉色连帽卫衣的小雪，正向身穿绿色毛衣的徐图图与身穿白色毛绒外套的王一漫道别。徐图图眼圈微红，不舍地拉着小雪的手。 小雪勉强挤出一丝微笑点了点头：“嗯，家里决定的。”王一漫关切地问：“马上就走吗？”徐图图鼻子一酸，细数着还没来得及一起实现的约定。 看着眼前两个真心待她的女孩，小雪眼眶泛红，发自肺腑地道出了这三个月在2008年收获的温暖。 王一漫望着窗外的夕阳，想起了半年前同样不告而别的转校生荀未来，轻声感叹。 想到一旦时空修正启动，徐图图和王一漫就会彻底忘记自己，小雪强忍着眼泪郑重许诺。 徐图图终于忍不住哭了出来，抹着眼泪嗔怪她。 小雪含泪用力点头，突然想起徐图图教她的颜文字，转身跑上讲台拿起粉笔，在黑板上刷刷画下了三个并排的可爱颜文字头像！ 徐图图与王一漫破涕为笑，并肩看着黑板上的三个颜文字点头称赞：“还不错。”</w:t>
               <w:br/>
@@ -1243,21 +1199,10 @@
             <w:shd w:fill="F7FAFC"/>
           </w:tcPr>
           <w:p>
-            <w:pPr>
-              <w:spacing w:before="40" w:after="40" w:line="341" w:lineRule="auto"/>
-              <w:jc w:val="left"/>
-            </w:pPr>
-            <w:r/>
             <w:r>
-              <w:rPr>
-                <w:rFonts w:ascii="Times New Roman" w:hAnsi="Times New Roman" w:eastAsia="宋体"/>
-                <w:b w:val="0"/>
-                <w:color w:val="191919"/>
-                <w:sz w:val="19"/>
-              </w:rPr>
               <w:t>【出场人物】赵了、赵左右、荀未来、刘美奕、赵东来</w:t>
               <w:br/>
-              <w:t>【本场戏剧功能与导演调度任务】2008年冬夜，老居民楼单元门外白雪皑皑，暖黄的路灯光晕下，四十一岁的荀未来与六十六岁的赵了并肩等候。十六岁的赵左右背着书包欢快地跑来与两人汇合。 赵左右拍着胸脯回答：“收拾完了！你俩收拾完了？”荀未来随口答道：“对，晚上十点钟你赵爷爷就走了。”赵了一听这话不吉利，吹胡子瞪眼地抗……</w:t>
+              <w:t>【本场戏剧功能与导演调度任务】【片尾断章/高潮尾钩（Cliffhanger）调度】以「外/内　雪夜居民楼下·501室厨房与餐厅团圆饺子宴·雪路送别与有轨电车站台 — 夜」为物理容器，聚焦（赵了、赵左右、荀未来、刘美奕、赵东来）的对手戏力场，核心导演任务在于：深化中国式原生家庭“刀子嘴与避风港”的代际情感共振。</w:t>
               <w:br/>
               <w:t>【完整剧情推进与动作细节】2008年冬夜，老居民楼单元门外白雪皑皑，暖黄的路灯光晕下，四十一岁的荀未来与六十六岁的赵了并肩等候。十六岁的赵左右背着书包欢快地跑来与两人汇合。 赵左右拍着胸脯回答：“收拾完了！你俩收拾完了？”荀未来随口答道：“对，晚上十点钟你赵爷爷就走了。”赵了一听这话不吉利，吹胡子瞪眼地抗议起来。 荀未来坏笑着顶嘴：“怎么了？你就说是或不是，你晚上十点钟走？”看着四十岁和六十岁的自己又在拌嘴，十六岁的赵左右无奈地摊开双手劝架。 荀未来扑哧一笑，感叹道：“也是。我们这种情况啊，也算是千载难逢了吧。”赵左右满眼不舍地看着两个未来的自己，追问重逢之期。 荀未来摸了摸下巴，把话题抛给2058年的赵了。 赵了连忙摆手叫苦：“怎么就跟下楼似的？我来一趟很贵的好吗？”十六岁的赵左右清了清嗓子，得意洋洋地背出了自己琢磨了一下午、把“未来”和“了”嵌进去的藏头打油诗！ 荀未来与赵了被少年的巧思逗得哈哈大笑，赵了连声夸赞并招呼两人上楼吃父母包的团圆饺子。 五零一室客厅与餐厅内暖意融融，墙上挂着喜庆的“福”字斗方与“家和万事兴”十字绣。系着围裙的赵东来与刘美奕正在餐桌旁擀饺子皮、调肉馅，系着黑白格子围裙的四十一岁荀未来也在一旁笨手笨脚地包着饺子。刘美奕笑得合不拢嘴。</w:t>
               <w:br/>
@@ -1310,21 +1255,10 @@
             </w:tcMar>
           </w:tcPr>
           <w:p>
-            <w:pPr>
-              <w:spacing w:before="40" w:after="40" w:line="341" w:lineRule="auto"/>
-              <w:jc w:val="left"/>
-            </w:pPr>
-            <w:r/>
             <w:r>
-              <w:rPr>
-                <w:rFonts w:ascii="Times New Roman" w:hAnsi="Times New Roman" w:eastAsia="宋体"/>
-                <w:b w:val="0"/>
-                <w:color w:val="191919"/>
-                <w:sz w:val="19"/>
-              </w:rPr>
               <w:t>【出场人物】赵了、赵左右、林开颜（小雪）、荀未来、高尚</w:t>
               <w:br/>
-              <w:t>【本场戏剧功能与导演调度任务】晚上十点半，昏暗空旷的地下旧物仓库中央，那座绿框黄顶的复古公用电话亭孤零零地立在灯光下。身穿浅棕色翻毛领棉服的小雪站在电话亭旁等候，看到三代赵左右走来，勉强挤出一丝笑容迎上前：“来了。” 六十六岁的赵了停下脚步，转过身温和地向十六岁的赵左右和四十一岁的荀未来挥手道别。</w:t>
+              <w:t>【本场戏剧功能与导演调度任务】【片尾断章/高潮尾钩（Cliffhanger）调度】以「内　地下旧物仓库公用电话亭前与仓库深处通道 — 夜」为物理容器，聚焦（赵了、赵左右、林开颜（小雪）、荀未来、高尚）的对手戏力场，核心导演任务在于：强化“雪人”核心精神图腾与宿命微镜像呼应；推进跨时空底层规则与倒计时危机张力。</w:t>
               <w:br/>
               <w:t>【完整剧情推进与动作细节】晚上十点半，昏暗空旷的地下旧物仓库中央，那座绿框黄顶的复古公用电话亭孤零零地立在灯光下。身穿浅棕色翻毛领棉服的小雪站在电话亭旁等候，看到三代赵左右走来，勉强挤出一丝笑容迎上前：“来了。” 六十六岁的赵了停下脚步，转过身温和地向十六岁的赵左右和四十一岁的荀未来挥手道别。 十六岁的赵左右依依不舍地挥着手，还不忘叮嘱小雪回2058年替他尽孝。 小雪喉咙发紧，艰难地点了点头：“我会的。”赵了推开公用电话亭的门走了进去，拿起听筒，将那张通往2058年的芯片卡插入【仅限于IC卡】的插槽中。 看着电话亭里白发苍苍的赵了，站在外面的小雪脑海中骤然掀起惊涛骇浪——2058年老年余博士冰冷的宣判（“一旦时空修正启动，他妻子会死去”）、高尚无情的指令（“在那个节点死去，才是舒图最本初的结局”），与2008年徐图图明媚纯真的笑脸（“那我们一起吃，一个人多孤单呀”“堆雪人有什么搞砸的呀，开心就好啦”“记得想我们了多回来看看我们，打电话给我们”）在她脑海中疯狂交战！ 电话亭内，电子提示音响起：“请输入密码。”六十六岁的赵了握着听筒，满眼幸福与眷恋地轻声呢喃： 就在赵了的手指即将按下最后一位确认键的千钧一发之际——门外的小雪彻底冲破了2058年的规则枷锁，猛地一把拉开电话亭门冲进去，死死按住了电话机按键，撕心裂肺地哭喊出来！ 电话亭外的荀未来与赵左右同时脸色剧变，冲上前追问：“你说什么？！”赵了握着听筒的手剧烈一颤，难以置信地看向小雪。</w:t>
               <w:br/>

--- a/01_《三人行》全24集全流程标杆成品库/03_剧作结构、悬念节奏与视听解码/EP22_《三人行》第二十二集《背对背，肩并肩》剧作结构、悬念节奏与视听解码.docx
+++ b/01_《三人行》全24集全流程标杆成品库/03_剧作结构、悬念节奏与视听解码/EP22_《三人行》第二十二集《背对背，肩并肩》剧作结构、悬念节奏与视听解码.docx
@@ -228,8 +228,6 @@
                 <w:b/>
               </w:rPr>
               <w:t>岁月路24小时自助银行ATM机与DV认罪录像</w:t>
-              <w:br/>
-              <w:t>（22-3至22-5场）</w:t>
             </w:r>
           </w:p>
         </w:tc>
@@ -280,8 +278,6 @@
                 <w:b/>
               </w:rPr>
               <w:t>501室五口之家团圆饺子宴与藏头诗字条</w:t>
-              <w:br/>
-              <w:t>（22-10至22-11场）</w:t>
             </w:r>
           </w:p>
         </w:tc>
@@ -332,8 +328,6 @@
                 <w:b/>
               </w:rPr>
               <w:t>旧物仓库电话亭与工号58003员工卡</w:t>
-              <w:br/>
-              <w:t>（22-12至22-14场）</w:t>
             </w:r>
           </w:p>
         </w:tc>
@@ -391,7 +385,7 @@
           <w:color w:val="141414"/>
           <w:sz w:val="21"/>
         </w:rPr>
-        <w:t>• 多角色跨时空认知差与戏剧反讽设计（C账）：【岁月路伤疤因果解谜、五口之家饺子宴与电话亭冲冠反叛】① 左额月牙疤消失之谜解开：第22-1/22-3场因为16岁小赵随口提了一句“推掉了去罗爱文家工厂翻新剪彩蹭饭”，赵了与荀未来才恍然大悟——原时空小赵正是在去剪彩路上经过岁月路24小时自助银行，追击抢劫学费的劫匪才被美工刀划伤左额留疤的！② 502门外偷听的致命信息差：82岁老年余博士在502室向赵了宣告“局部熵减时空修正启动后，舒图必死”，门外偷听的小雪这才惊悉“必死的舒图竟然就是徐图图”！③ 501室五口之家饺子宴：赵东来与刘美奕以为只是给邻居老赵和小荀践行，却在雪路送别三个儿子背影时触发血脉共鸣莫名落泪。</w:t>
+        <w:t>• 多角色跨时空认知差与戏剧反讽设计（C账）：【岁月路伤疤因果解谜、五口之家饺子宴与电话亭冲冠反叛】① 左额月牙疤消失之谜解开：因为16岁小赵随口提了一句“推掉了去罗爱文家工厂翻新剪彩蹭饭”，赵了与荀未来才恍然大悟——原时空小赵正是在去剪彩路上经过岁月路24小时自助银行，追击抢劫学费的劫匪才被美工刀划伤左额留疤的！② 502门外偷听的致命信息差：82岁老年余博士在502室向赵了宣告“局部熵减时空修正启动后，舒图必死”，门外偷听的小雪这才惊悉“必死的舒图竟然就是徐图图”！③ 501室五口之家饺子宴：赵东来与刘美奕以为只是给邻居老赵和小荀践行，却在雪路送别三个儿子背影时触发血脉共鸣莫名落泪。</w:t>
       </w:r>
     </w:p>
     <w:p>
@@ -407,7 +401,7 @@
           <w:color w:val="141414"/>
           <w:sz w:val="21"/>
         </w:rPr>
-        <w:t>• 起承转合五幕戏剧节拍与冷开场/强尾钩排布（B账）：• 冷开场（22-1至22-2）：66岁赵了在502室与易房宝中介办理退租；小赵来502室提起推掉罗爱文家工厂剪彩蹭饭，三代人瞬间解开第9集左额角月牙疤消失之谜！ • 第一幕（22-3）：三代赵左右驱车赶往岁月路24小时自助银行外——原初时间线是16岁小赵孤身追劫匪被美工刀划伤左额，而此刻16岁、41岁、66岁三代人并肩堵截，合力将持刀抢劫妇女儿子学费的蒙面劫匪扑倒制服！扯下面罩骇然发现劫匪竟是徐图图的赌鬼生父徐家宝！三代人将其押回502室，用DV拍下他自报姓名与身份证号（240301196102031817）的认罪视频，给钱逼他永远离开长林，试图以此斩断徐图图因父坐牢羞耻改名“舒图”的源头； • 第二幕（22-4至22-5）：小雪被高尚召回2058年，得知公司被查封、请出82岁老年余博士启动“局部熵减时空修正”；小雪回高二（2）班夕阳教室含泪向徐图图、王一漫告别；82岁老年余博士降临2008年502室劝赵了回归，宣告修正后一切恢复原样、舒图必死，门外小雪偷听到“舒图就是徐图图”如遭雷击！ • 第三幕（22-6前半）：全剧亲情最高潮——501室“五口之家团圆饺子宴”：赵东来、刘美奕与16岁赵左右、41岁荀未来、66岁赵了围坐包饺子（厨房里三代儿子手忙脚乱引燃火苗闹出喜剧）；餐桌上刘美奕对荀未来温柔说出“家是避风港，不是凯旋门”，赵了含泪喝着母亲做的猪肉丸子汤赞叹“这是世界上最好的肉馅”； • 第四幕（22-6后半）：风雪夜楼下送别，赵东来与刘美奕望着16岁、41岁、66岁三个并肩远行的背影，触发血脉共鸣泪流满面（“你没看刚才包饺子的时候，他俩也跟左右似的，像孩子一样……别买红眼航班，按时吃饭啊！”）； • 第五幕尾钩（22-7）：晚十点半地下旧物仓库电话亭前，赵了准备妥协回2058，得知真相的小雪疯了一样冲进电话亭死死按住挂断键哭喊：“不行！你不能回去！图图会死！！”高尚率大批2058黑衣保镖从通道两侧合围，66岁赵了在被白光强制召回的最后一秒回头用尽全力咆哮：“跑——！！”，41岁荀未来与16岁赵左右抄起长木条“背对背，肩并肩”迎战突围！</w:t>
+        <w:t>• 起承转合五幕戏剧节拍与冷开场/强尾钩排布（B账）：• 冷开场：66岁赵了在502室与易房宝中介办理退租；小赵来502室提起推掉罗爱文家工厂剪彩蹭饭，三代人瞬间解开第9集左额角月牙疤消失之谜！ • 第一幕：三代赵左右驱车赶往岁月路24小时自助银行外——原初时间线是16岁小赵孤身追劫匪被美工刀划伤左额，而此刻16岁、41岁、66岁三代人并肩堵截，合力将持刀抢劫妇女儿子学费的蒙面劫匪扑倒制服！扯下面罩骇然发现劫匪竟是徐图图的赌鬼生父徐家宝！三代人将其押回502室，用DV拍下他自报姓名与身份证号（240301196102031817）的认罪视频，给钱逼他永远离开长林，试图以此斩断徐图图因父坐牢羞耻改名“舒图”的源头； • 第二幕：小雪被高尚召回2058年，得知公司被查封、请出82岁老年余博士启动“局部熵减时空修正”；小雪回高二（2）班夕阳教室含泪向徐图图、王一漫告别；82岁老年余博士降临2008年502室劝赵了回归，宣告修正后一切恢复原样、舒图必死，门外小雪偷听到“舒图就是徐图图”如遭雷击！ • 第三幕（22-6前半）：全剧亲情最高潮——501室“五口之家团圆饺子宴”：赵东来、刘美奕与16岁赵左右、41岁荀未来、66岁赵了围坐包饺子（厨房里三代儿子手忙脚乱引燃火苗闹出喜剧）；餐桌上刘美奕对荀未来温柔说出“家是避风港，不是凯旋门”，赵了含泪喝着母亲做的猪肉丸子汤赞叹“这是世界上最好的肉馅”； • 第四幕（22-6后半）：风雪夜楼下送别，赵东来与刘美奕望着16岁、41岁、66岁三个并肩远行的背影，触发血脉共鸣泪流满面（“你没看刚才包饺子的时候，他俩也跟左右似的，像孩子一样……别买红眼航班，按时吃饭啊！”）； • 第五幕尾钩：晚十点半地下旧物仓库电话亭前，赵了准备妥协回2058，得知真相的小雪疯了一样冲进电话亭死死按住挂断键哭喊：“不行！你不能回去！图图会死！！”高尚率大批2058黑衣保镖从通道两侧合围，66岁赵了在被白光强制召回的最后一秒回头用尽全力咆哮：“跑——！！”，41岁荀未来与16岁赵左右抄起长木条“背对背，肩并肩”迎战突围！</w:t>
       </w:r>
     </w:p>
     <w:tbl>
@@ -672,7 +666,7 @@
                 <w:color w:val="191919"/>
                 <w:sz w:val="19"/>
               </w:rPr>
-              <w:t>【岁月路伤疤因果解谜、五口之家饺子宴与电话亭冲冠反叛】① 左额月牙疤消失之谜解开：第22-1/22-3场因为16岁小赵随口提了一句“推掉了去罗爱文家工厂翻新剪彩蹭饭”，赵了与荀未来才恍然大悟——原时空小赵正是在去剪彩路上经过岁月路24小时自助银行，追击抢劫学费的劫匪才被美工刀划伤左额留疤的！② 502门外偷听的致命信息差：82岁老年余博士在502室向赵了宣告“局部熵减时空修正启动后，舒图必死”，门外偷听的小雪这才惊悉“必死的舒图竟然就是徐图图”！③ 501室五口之家饺子宴：赵东来与刘美奕以为只是给邻居老赵和小荀践行，却在雪路送别三个儿子背影时触发血脉共鸣莫名落泪。</w:t>
+              <w:t>【岁月路伤疤因果解谜、五口之家饺子宴与电话亭冲冠反叛】① 左额月牙疤消失之谜解开：因为16岁小赵随口提了一句“推掉了去罗爱文家工厂翻新剪彩蹭饭”，赵了与荀未来才恍然大悟——原时空小赵正是在去剪彩路上经过岁月路24小时自助银行，追击抢劫学费的劫匪才被美工刀划伤左额留疤的！② 502门外偷听的致命信息差：82岁老年余博士在502室向赵了宣告“局部熵减时空修正启动后，舒图必死”，门外偷听的小雪这才惊悉“必死的舒图竟然就是徐图图”！③ 501室五口之家饺子宴：赵东来与刘美奕以为只是给邻居老赵和小荀践行，却在雪路送别三个儿子背影时触发血脉共鸣莫名落泪。</w:t>
             </w:r>
           </w:p>
         </w:tc>
@@ -737,17 +731,17 @@
                 <w:color w:val="191919"/>
                 <w:sz w:val="19"/>
               </w:rPr>
-              <w:t>• 冷开场（22-1至22-2）：66岁赵了在502室与易房宝中介办理退租；小赵来502室提起推掉罗爱文家工厂剪彩蹭饭，三代人瞬间解开第9集左额角月牙疤消失之谜！</w:t>
+              <w:t>• 冷开场：66岁赵了在502室与易房宝中介办理退租；小赵来502室提起推掉罗爱文家工厂剪彩蹭饭，三代人瞬间解开第9集左额角月牙疤消失之谜！</w:t>
               <w:br/>
-              <w:t>• 第一幕（22-3）：三代赵左右驱车赶往岁月路24小时自助银行外——原初时间线是16岁小赵孤身追劫匪被美工刀划伤左额，而此刻16岁、41岁、66岁三代人并肩堵截，合力将持刀抢劫妇女儿子学费的蒙面劫匪扑倒制服！扯下面罩骇然发现劫匪竟是徐图图的赌鬼生父徐家宝！三代人将其押回502室，用DV拍下他自报姓名与身份证号（240301196102031817）的认罪视频，给钱逼他永远离开长林，试图以此斩断徐图图因父坐牢羞耻改名“舒图”的源头；</w:t>
+              <w:t>• 第一幕：三代赵左右驱车赶往岁月路24小时自助银行外——原初时间线是16岁小赵孤身追劫匪被美工刀划伤左额，而此刻16岁、41岁、66岁三代人并肩堵截，合力将持刀抢劫妇女儿子学费的蒙面劫匪扑倒制服！扯下面罩骇然发现劫匪竟是徐图图的赌鬼生父徐家宝！三代人将其押回502室，用DV拍下他自报姓名与身份证号（240301196102031817）的认罪视频，给钱逼他永远离开长林，试图以此斩断徐图图因父坐牢羞耻改名“舒图”的源头；</w:t>
               <w:br/>
-              <w:t>• 第二幕（22-4至22-5）：小雪被高尚召回2058年，得知公司被查封、请出82岁老年余博士启动“局部熵减时空修正”；小雪回高二（2）班夕阳教室含泪向徐图图、王一漫告别；82岁老年余博士降临2008年502室劝赵了回归，宣告修正后一切恢复原样、舒图必死，门外小雪偷听到“舒图就是徐图图”如遭雷击！</w:t>
+              <w:t>• 第二幕：小雪被高尚召回2058年，得知公司被查封、请出82岁老年余博士启动“局部熵减时空修正”；小雪回高二（2）班夕阳教室含泪向徐图图、王一漫告别；82岁老年余博士降临2008年502室劝赵了回归，宣告修正后一切恢复原样、舒图必死，门外小雪偷听到“舒图就是徐图图”如遭雷击！</w:t>
               <w:br/>
               <w:t>• 第三幕（22-6前半）：全剧亲情最高潮——501室“五口之家团圆饺子宴”：赵东来、刘美奕与16岁赵左右、41岁荀未来、66岁赵了围坐包饺子（厨房里三代儿子手忙脚乱引燃火苗闹出喜剧）；餐桌上刘美奕对荀未来温柔说出“家是避风港，不是凯旋门”，赵了含泪喝着母亲做的猪肉丸子汤赞叹“这是世界上最好的肉馅”；</w:t>
               <w:br/>
               <w:t>• 第四幕（22-6后半）：风雪夜楼下送别，赵东来与刘美奕望着16岁、41岁、66岁三个并肩远行的背影，触发血脉共鸣泪流满面（“你没看刚才包饺子的时候，他俩也跟左右似的，像孩子一样……别买红眼航班，按时吃饭啊！”）；</w:t>
               <w:br/>
-              <w:t>• 第五幕尾钩（22-7）：晚十点半地下旧物仓库电话亭前，赵了准备妥协回2058，得知真相的小雪疯了一样冲进电话亭死死按住挂断键哭喊：“不行！你不能回去！图图会死！！”高尚率大批2058黑衣保镖从通道两侧合围，66岁赵了在被白光强制召回的最后一秒回头用尽全力咆哮：“跑——！！”，41岁荀未来与16岁赵左右抄起长木条“背对背，肩并肩”迎战突围！</w:t>
+              <w:t>• 第五幕尾钩：晚十点半地下旧物仓库电话亭前，赵了准备妥协回2058，得知真相的小雪疯了一样冲进电话亭死死按住挂断键哭喊：“不行！你不能回去！图图会死！！”高尚率大批2058黑衣保镖从通道两侧合围，66岁赵了在被白光强制召回的最后一秒回头用尽全力咆哮：“跑——！！”，41岁荀未来与16岁赵左右抄起长木条“背对背，肩并肩”迎战突围！</w:t>
             </w:r>
           </w:p>
         </w:tc>
@@ -2339,7 +2333,7 @@
               <w:jc w:val="left"/>
             </w:pPr>
             <w:r>
-              <w:t>seg01 @ 00:28.0 (第22-1场)</w:t>
+              <w:t xml:space="preserve">seg01 @ 00:28.0 </w:t>
               <w:br/>
               <w:t>（场次：＆＆）</w:t>
             </w:r>
@@ -2396,7 +2390,7 @@
               <w:jc w:val="left"/>
             </w:pPr>
             <w:r>
-              <w:t>seg01 @ 01:22.0 (第22-1场)</w:t>
+              <w:t xml:space="preserve">seg01 @ 01:22.0 </w:t>
               <w:br/>
               <w:t>（场次：＆＆）</w:t>
             </w:r>
@@ -2453,7 +2447,7 @@
               <w:jc w:val="left"/>
             </w:pPr>
             <w:r>
-              <w:t>seg01 @ 02:35.0 (第22-1场)</w:t>
+              <w:t xml:space="preserve">seg01 @ 02:35.0 </w:t>
               <w:br/>
               <w:t>（场次：＆＆）</w:t>
             </w:r>
@@ -2510,7 +2504,7 @@
               <w:jc w:val="left"/>
             </w:pPr>
             <w:r>
-              <w:t>seg02 @ 05:18.0 (第22-3场)</w:t>
+              <w:t xml:space="preserve">seg02 @ 05:18.0 </w:t>
               <w:br/>
               <w:t>（场次：）</w:t>
             </w:r>
@@ -2567,7 +2561,7 @@
               <w:jc w:val="left"/>
             </w:pPr>
             <w:r>
-              <w:t>seg02 @ 06:52.0 (第22-3场)</w:t>
+              <w:t xml:space="preserve">seg02 @ 06:52.0 </w:t>
               <w:br/>
               <w:t>（场次：＆＆）</w:t>
             </w:r>
@@ -2624,7 +2618,7 @@
               <w:jc w:val="left"/>
             </w:pPr>
             <w:r>
-              <w:t>seg02 @ 08:08.0 (第22-3场)</w:t>
+              <w:t xml:space="preserve">seg02 @ 08:08.0 </w:t>
               <w:br/>
               <w:t>（场次：特约＆）</w:t>
             </w:r>
@@ -2688,7 +2682,7 @@
                 <w:color w:val="191919"/>
                 <w:sz w:val="19"/>
               </w:rPr>
-              <w:t>seg03 @ 11:15.0 (第22-3场)</w:t>
+              <w:t xml:space="preserve">seg03 @ 11:15.0 </w:t>
               <w:br/>
               <w:t>（场次：特约演员）</w:t>
             </w:r>
@@ -2745,7 +2739,7 @@
               <w:jc w:val="left"/>
             </w:pPr>
             <w:r>
-              <w:t>seg04 @ 15:05.0 (第22-4场)</w:t>
+              <w:t xml:space="preserve">seg04 @ 15:05.0 </w:t>
               <w:br/>
               <w:t>（场次：＆）</w:t>
             </w:r>

--- a/01_《三人行》全24集全流程标杆成品库/03_剧作结构、悬念节奏与视听解码/EP22_《三人行》第二十二集《背对背，肩并肩》剧作结构、悬念节奏与视听解码.docx
+++ b/01_《三人行》全24集全流程标杆成品库/03_剧作结构、悬念节奏与视听解码/EP22_《三人行》第二十二集《背对背，肩并肩》剧作结构、悬念节奏与视听解码.docx
@@ -481,9 +481,7 @@
         </w:tc>
       </w:tr>
       <w:tr>
-        <w:trPr>
-          <w:cantSplit/>
-        </w:trPr>
+        <w:trPr/>
         <w:tc>
           <w:tcPr>
             <w:tcW w:type="dxa" w:w="2808"/>
@@ -544,9 +542,7 @@
         </w:tc>
       </w:tr>
       <w:tr>
-        <w:trPr>
-          <w:cantSplit/>
-        </w:trPr>
+        <w:trPr/>
         <w:tc>
           <w:tcPr>
             <w:tcW w:type="dxa" w:w="2808"/>
@@ -609,9 +605,7 @@
         </w:tc>
       </w:tr>
       <w:tr>
-        <w:trPr>
-          <w:cantSplit/>
-        </w:trPr>
+        <w:trPr/>
         <w:tc>
           <w:tcPr>
             <w:tcW w:type="dxa" w:w="2808"/>
@@ -672,9 +666,7 @@
         </w:tc>
       </w:tr>
       <w:tr>
-        <w:trPr>
-          <w:cantSplit/>
-        </w:trPr>
+        <w:trPr/>
         <w:tc>
           <w:tcPr>
             <w:tcW w:type="dxa" w:w="2808"/>
@@ -855,9 +847,7 @@
         </w:tc>
       </w:tr>
       <w:tr>
-        <w:trPr>
-          <w:cantSplit/>
-        </w:trPr>
+        <w:trPr/>
         <w:tc>
           <w:tcPr>
             <w:tcW w:type="dxa" w:w="2880"/>
@@ -911,9 +901,7 @@
         </w:tc>
       </w:tr>
       <w:tr>
-        <w:trPr>
-          <w:cantSplit/>
-        </w:trPr>
+        <w:trPr/>
         <w:tc>
           <w:tcPr>
             <w:tcW w:type="dxa" w:w="2880"/>
@@ -978,9 +966,7 @@
         </w:tc>
       </w:tr>
       <w:tr>
-        <w:trPr>
-          <w:cantSplit/>
-        </w:trPr>
+        <w:trPr/>
         <w:tc>
           <w:tcPr>
             <w:tcW w:type="dxa" w:w="2880"/>
@@ -1034,9 +1020,7 @@
         </w:tc>
       </w:tr>
       <w:tr>
-        <w:trPr>
-          <w:cantSplit/>
-        </w:trPr>
+        <w:trPr/>
         <w:tc>
           <w:tcPr>
             <w:tcW w:type="dxa" w:w="2880"/>
@@ -1092,9 +1076,7 @@
         </w:tc>
       </w:tr>
       <w:tr>
-        <w:trPr>
-          <w:cantSplit/>
-        </w:trPr>
+        <w:trPr/>
         <w:tc>
           <w:tcPr>
             <w:tcW w:type="dxa" w:w="2880"/>
@@ -1148,9 +1130,7 @@
         </w:tc>
       </w:tr>
       <w:tr>
-        <w:trPr>
-          <w:cantSplit/>
-        </w:trPr>
+        <w:trPr/>
         <w:tc>
           <w:tcPr>
             <w:tcW w:type="dxa" w:w="2880"/>
@@ -1206,9 +1186,7 @@
         </w:tc>
       </w:tr>
       <w:tr>
-        <w:trPr>
-          <w:cantSplit/>
-        </w:trPr>
+        <w:trPr/>
         <w:tc>
           <w:tcPr>
             <w:tcW w:type="dxa" w:w="2880"/>
@@ -1386,9 +1364,7 @@
         </w:tc>
       </w:tr>
       <w:tr>
-        <w:trPr>
-          <w:cantSplit/>
-        </w:trPr>
+        <w:trPr/>
         <w:tc>
           <w:tcPr>
             <w:tcW w:type="dxa" w:w="2880"/>
@@ -1457,9 +1433,7 @@
         </w:tc>
       </w:tr>
       <w:tr>
-        <w:trPr>
-          <w:cantSplit/>
-        </w:trPr>
+        <w:trPr/>
         <w:tc>
           <w:tcPr>
             <w:tcW w:type="dxa" w:w="2880"/>
@@ -1526,9 +1500,7 @@
         </w:tc>
       </w:tr>
       <w:tr>
-        <w:trPr>
-          <w:cantSplit/>
-        </w:trPr>
+        <w:trPr/>
         <w:tc>
           <w:tcPr>
             <w:tcW w:type="dxa" w:w="2880"/>
@@ -1597,9 +1569,7 @@
         </w:tc>
       </w:tr>
       <w:tr>
-        <w:trPr>
-          <w:cantSplit/>
-        </w:trPr>
+        <w:trPr/>
         <w:tc>
           <w:tcPr>
             <w:tcW w:type="dxa" w:w="2880"/>
@@ -1670,9 +1640,7 @@
         </w:tc>
       </w:tr>
       <w:tr>
-        <w:trPr>
-          <w:cantSplit/>
-        </w:trPr>
+        <w:trPr/>
         <w:tc>
           <w:tcPr>
             <w:tcW w:type="dxa" w:w="2880"/>
@@ -1741,9 +1709,7 @@
         </w:tc>
       </w:tr>
       <w:tr>
-        <w:trPr>
-          <w:cantSplit/>
-        </w:trPr>
+        <w:trPr/>
         <w:tc>
           <w:tcPr>
             <w:tcW w:type="dxa" w:w="2880"/>
@@ -1814,9 +1780,7 @@
         </w:tc>
       </w:tr>
       <w:tr>
-        <w:trPr>
-          <w:cantSplit/>
-        </w:trPr>
+        <w:trPr/>
         <w:tc>
           <w:tcPr>
             <w:tcW w:type="dxa" w:w="2880"/>
@@ -1993,9 +1957,7 @@
         </w:tc>
       </w:tr>
       <w:tr>
-        <w:trPr>
-          <w:cantSplit/>
-        </w:trPr>
+        <w:trPr/>
         <w:tc>
           <w:tcPr>
             <w:tcW w:type="dxa" w:w="2808"/>
@@ -2056,9 +2018,7 @@
         </w:tc>
       </w:tr>
       <w:tr>
-        <w:trPr>
-          <w:cantSplit/>
-        </w:trPr>
+        <w:trPr/>
         <w:tc>
           <w:tcPr>
             <w:tcW w:type="dxa" w:w="2808"/>
@@ -2121,9 +2081,7 @@
         </w:tc>
       </w:tr>
       <w:tr>
-        <w:trPr>
-          <w:cantSplit/>
-        </w:trPr>
+        <w:trPr/>
         <w:tc>
           <w:tcPr>
             <w:tcW w:type="dxa" w:w="2808"/>
@@ -2184,9 +2142,7 @@
         </w:tc>
       </w:tr>
       <w:tr>
-        <w:trPr>
-          <w:cantSplit/>
-        </w:trPr>
+        <w:trPr/>
         <w:tc>
           <w:tcPr>
             <w:tcW w:type="dxa" w:w="2808"/>
@@ -2249,9 +2205,7 @@
         </w:tc>
       </w:tr>
       <w:tr>
-        <w:trPr>
-          <w:cantSplit/>
-        </w:trPr>
+        <w:trPr/>
         <w:tc>
           <w:tcPr>
             <w:tcW w:type="dxa" w:w="2808"/>
@@ -2312,9 +2266,7 @@
         </w:tc>
       </w:tr>
       <w:tr>
-        <w:trPr>
-          <w:cantSplit/>
-        </w:trPr>
+        <w:trPr/>
         <w:tc>
           <w:tcPr>
             <w:tcW w:type="dxa" w:w="2808"/>
@@ -2370,9 +2322,7 @@
         </w:tc>
       </w:tr>
       <w:tr>
-        <w:trPr>
-          <w:cantSplit/>
-        </w:trPr>
+        <w:trPr/>
         <w:tc>
           <w:tcPr>
             <w:tcW w:type="dxa" w:w="2808"/>
@@ -2426,9 +2376,7 @@
         </w:tc>
       </w:tr>
       <w:tr>
-        <w:trPr>
-          <w:cantSplit/>
-        </w:trPr>
+        <w:trPr/>
         <w:tc>
           <w:tcPr>
             <w:tcW w:type="dxa" w:w="2808"/>
@@ -2484,9 +2432,7 @@
         </w:tc>
       </w:tr>
       <w:tr>
-        <w:trPr>
-          <w:cantSplit/>
-        </w:trPr>
+        <w:trPr/>
         <w:tc>
           <w:tcPr>
             <w:tcW w:type="dxa" w:w="2808"/>
@@ -2540,9 +2486,7 @@
         </w:tc>
       </w:tr>
       <w:tr>
-        <w:trPr>
-          <w:cantSplit/>
-        </w:trPr>
+        <w:trPr/>
         <w:tc>
           <w:tcPr>
             <w:tcW w:type="dxa" w:w="2808"/>
@@ -2598,9 +2542,7 @@
         </w:tc>
       </w:tr>
       <w:tr>
-        <w:trPr>
-          <w:cantSplit/>
-        </w:trPr>
+        <w:trPr/>
         <w:tc>
           <w:tcPr>
             <w:tcW w:type="dxa" w:w="2808"/>
@@ -2654,9 +2596,7 @@
         </w:tc>
       </w:tr>
       <w:tr>
-        <w:trPr>
-          <w:cantSplit/>
-        </w:trPr>
+        <w:trPr/>
         <w:tc>
           <w:tcPr>
             <w:tcW w:type="dxa" w:w="2808"/>
@@ -2719,9 +2659,7 @@
         </w:tc>
       </w:tr>
       <w:tr>
-        <w:trPr>
-          <w:cantSplit/>
-        </w:trPr>
+        <w:trPr/>
         <w:tc>
           <w:tcPr>
             <w:tcW w:type="dxa" w:w="2808"/>
